--- a/docs/Bedienungsanleitung_Steuerberatung.docx
+++ b/docs/Bedienungsanleitung_Steuerberatung.docx
@@ -41,13 +41,13 @@
         <w:rPr>
           <w:b/>
         </w:rPr>
-        <w:t>Daten bereitstellen:</w:t>
+        <w:t>Blatt Start öffnen:</w:t>
       </w:r>
       <w:r>
         <w:rPr>
           <w:b w:val="0"/>
         </w:rPr>
-        <w:t xml:space="preserve"> Kostenstellen-Datei (DATEV-BWA, ein Blatt je Kostenstelle, in Excel gespeichert) und, falls vorhanden, das Anlagenverzeichnis (DATEV „Inventarübersicht“). Die Mappe wird daraus erzeugt; das übernimmt die technische Betreuung.</w:t>
+        <w:t xml:space="preserve"> Handlungsempfehlung, Belastbarkeit der Daten und Farblegende ansehen.</w:t>
       </w:r>
     </w:p>
     <w:p>
@@ -59,13 +59,13 @@
         <w:rPr>
           <w:b/>
         </w:rPr>
-        <w:t>Blatt Start öffnen:</w:t>
+        <w:t>Kostenstellen prüfen:</w:t>
       </w:r>
       <w:r>
         <w:rPr>
           <w:b w:val="0"/>
         </w:rPr>
-        <w:t xml:space="preserve"> Handlungsempfehlung, Belastbarkeit der Daten und Farblegende prüfen.</w:t>
+        <w:t xml:space="preserve"> Werte des Basisjahrs in den Kostenstellenblättern kontrollieren und dort korrigieren.</w:t>
       </w:r>
     </w:p>
     <w:p>
@@ -113,13 +113,13 @@
         <w:rPr>
           <w:b/>
         </w:rPr>
-        <w:t>Ergebnis lesen:</w:t>
+        <w:t>Prüfen und lesen:</w:t>
       </w:r>
       <w:r>
         <w:rPr>
           <w:b w:val="0"/>
         </w:rPr>
-        <w:t xml:space="preserve"> Start, Übersicht und Vergleich; zuvor im Blatt Prüfung sicherstellen, dass keine Fehler offen sind.</w:t>
+        <w:t xml:space="preserve"> „Plausibilität prüfen“ drücken, Fehler beheben, dann Start, Übersicht und Vergleich lesen.</w:t>
       </w:r>
     </w:p>
     <w:p>
@@ -150,6 +150,7 @@
           </w:tcPr>
           <w:p>
             <w:pPr>
+              <w:keepNext/>
               <w:spacing w:after="20"/>
             </w:pPr>
             <w:r>
@@ -173,6 +174,7 @@
           </w:tcPr>
           <w:p>
             <w:pPr>
+              <w:keepNext/>
               <w:spacing w:after="20"/>
             </w:pPr>
             <w:r>
@@ -197,6 +199,7 @@
           </w:tcPr>
           <w:p>
             <w:pPr>
+              <w:keepNext/>
               <w:spacing w:after="20"/>
             </w:pPr>
             <w:r>
@@ -219,6 +222,7 @@
           </w:tcPr>
           <w:p>
             <w:pPr>
+              <w:keepNext/>
               <w:spacing w:after="20"/>
             </w:pPr>
             <w:r>
@@ -243,6 +247,7 @@
           </w:tcPr>
           <w:p>
             <w:pPr>
+              <w:keepNext/>
               <w:spacing w:after="20"/>
             </w:pPr>
             <w:r>
@@ -265,6 +270,7 @@
           </w:tcPr>
           <w:p>
             <w:pPr>
+              <w:keepNext/>
               <w:spacing w:after="20"/>
             </w:pPr>
             <w:r>
@@ -277,7 +283,7 @@
                 <w:b w:val="0"/>
                 <w:sz w:val="19"/>
               </w:rPr>
-              <w:t>Alle Sätze und Annahmen zentral; Schaltflächen der Makros</w:t>
+              <w:t>Alle Sätze und Annahmen zentral; Schaltflächen (Abschnitt 7)</w:t>
             </w:r>
           </w:p>
         </w:tc>
@@ -289,6 +295,7 @@
           </w:tcPr>
           <w:p>
             <w:pPr>
+              <w:keepNext/>
               <w:spacing w:after="20"/>
             </w:pPr>
             <w:r>
@@ -311,6 +318,7 @@
           </w:tcPr>
           <w:p>
             <w:pPr>
+              <w:keepNext/>
               <w:spacing w:after="20"/>
             </w:pPr>
             <w:r>
@@ -335,6 +343,7 @@
           </w:tcPr>
           <w:p>
             <w:pPr>
+              <w:keepNext/>
               <w:spacing w:after="20"/>
             </w:pPr>
             <w:r>
@@ -357,6 +366,7 @@
           </w:tcPr>
           <w:p>
             <w:pPr>
+              <w:keepNext/>
               <w:spacing w:after="20"/>
             </w:pPr>
             <w:r>
@@ -381,6 +391,7 @@
           </w:tcPr>
           <w:p>
             <w:pPr>
+              <w:keepNext/>
               <w:spacing w:after="20"/>
             </w:pPr>
             <w:r>
@@ -403,6 +414,7 @@
           </w:tcPr>
           <w:p>
             <w:pPr>
+              <w:keepNext/>
               <w:spacing w:after="20"/>
             </w:pPr>
             <w:r>
@@ -427,6 +439,7 @@
           </w:tcPr>
           <w:p>
             <w:pPr>
+              <w:keepNext/>
               <w:spacing w:after="20"/>
             </w:pPr>
             <w:r>
@@ -449,6 +462,7 @@
           </w:tcPr>
           <w:p>
             <w:pPr>
+              <w:keepNext/>
               <w:spacing w:after="20"/>
             </w:pPr>
             <w:r>
@@ -473,6 +487,7 @@
           </w:tcPr>
           <w:p>
             <w:pPr>
+              <w:keepNext/>
               <w:spacing w:after="20"/>
             </w:pPr>
             <w:r>
@@ -495,6 +510,7 @@
           </w:tcPr>
           <w:p>
             <w:pPr>
+              <w:keepNext/>
               <w:spacing w:after="20"/>
             </w:pPr>
             <w:r>
@@ -507,7 +523,7 @@
                 <w:b w:val="0"/>
                 <w:sz w:val="19"/>
               </w:rPr>
-              <w:t>Wert der Immobilien und Gesamtvermögen je Jahr; Szenarien nebeneinander mit Differenzen</w:t>
+              <w:t>Ergebnis je Jahr und Szenarien nebeneinander (Abschnitt 5)</w:t>
             </w:r>
           </w:p>
         </w:tc>
@@ -519,6 +535,7 @@
           </w:tcPr>
           <w:p>
             <w:pPr>
+              <w:keepNext/>
               <w:spacing w:after="20"/>
             </w:pPr>
             <w:r>
@@ -541,6 +558,7 @@
           </w:tcPr>
           <w:p>
             <w:pPr>
+              <w:keepNext/>
               <w:spacing w:after="20"/>
             </w:pPr>
             <w:r>
@@ -565,6 +583,7 @@
           </w:tcPr>
           <w:p>
             <w:pPr>
+              <w:keepNext/>
               <w:spacing w:after="20"/>
             </w:pPr>
             <w:r>
@@ -587,6 +606,7 @@
           </w:tcPr>
           <w:p>
             <w:pPr>
+              <w:keepNext/>
               <w:spacing w:after="20"/>
             </w:pPr>
             <w:r>
@@ -599,7 +619,7 @@
                 <w:b w:val="0"/>
                 <w:sz w:val="19"/>
               </w:rPr>
-              <w:t>Ist und Plan im DATEV-BWA-Format je Kostenstelle und als Summe; Verkauf und Kauf als eigenes Blatt</w:t>
+              <w:t>Ist und Plan im BWA-Format je Kostenstelle und als Summe; Verkauf und Kauf als eigenes Blatt</w:t>
             </w:r>
           </w:p>
         </w:tc>
@@ -639,6 +659,7 @@
           </w:tcPr>
           <w:p>
             <w:pPr>
+              <w:keepNext/>
               <w:spacing w:after="20"/>
             </w:pPr>
             <w:r>
@@ -662,6 +683,7 @@
           </w:tcPr>
           <w:p>
             <w:pPr>
+              <w:keepNext/>
               <w:spacing w:after="20"/>
             </w:pPr>
             <w:r>
@@ -685,6 +707,7 @@
           </w:tcPr>
           <w:p>
             <w:pPr>
+              <w:keepNext/>
               <w:spacing w:after="20"/>
             </w:pPr>
             <w:r>
@@ -710,6 +733,7 @@
           </w:tcPr>
           <w:p>
             <w:pPr>
+              <w:keepNext/>
               <w:spacing w:after="20"/>
             </w:pPr>
             <w:r>
@@ -732,6 +756,7 @@
           </w:tcPr>
           <w:p>
             <w:pPr>
+              <w:keepNext/>
               <w:spacing w:after="20"/>
             </w:pPr>
             <w:r>
@@ -754,6 +779,7 @@
           </w:tcPr>
           <w:p>
             <w:pPr>
+              <w:keepNext/>
               <w:spacing w:after="20"/>
             </w:pPr>
             <w:r>
@@ -779,6 +805,7 @@
           </w:tcPr>
           <w:p>
             <w:pPr>
+              <w:keepNext/>
               <w:spacing w:after="20"/>
             </w:pPr>
             <w:r>
@@ -801,6 +828,7 @@
           </w:tcPr>
           <w:p>
             <w:pPr>
+              <w:keepNext/>
               <w:spacing w:after="20"/>
             </w:pPr>
             <w:r>
@@ -823,6 +851,7 @@
           </w:tcPr>
           <w:p>
             <w:pPr>
+              <w:keepNext/>
               <w:spacing w:after="20"/>
             </w:pPr>
             <w:r>
@@ -848,6 +877,7 @@
           </w:tcPr>
           <w:p>
             <w:pPr>
+              <w:keepNext/>
               <w:spacing w:after="20"/>
             </w:pPr>
             <w:r>
@@ -870,6 +900,7 @@
           </w:tcPr>
           <w:p>
             <w:pPr>
+              <w:keepNext/>
               <w:spacing w:after="20"/>
             </w:pPr>
             <w:r>
@@ -892,6 +923,7 @@
           </w:tcPr>
           <w:p>
             <w:pPr>
+              <w:keepNext/>
               <w:spacing w:after="20"/>
             </w:pPr>
             <w:r>
@@ -917,6 +949,7 @@
           </w:tcPr>
           <w:p>
             <w:pPr>
+              <w:keepNext/>
               <w:spacing w:after="20"/>
             </w:pPr>
             <w:r>
@@ -939,6 +972,7 @@
           </w:tcPr>
           <w:p>
             <w:pPr>
+              <w:keepNext/>
               <w:spacing w:after="20"/>
             </w:pPr>
             <w:r>
@@ -961,6 +995,7 @@
           </w:tcPr>
           <w:p>
             <w:pPr>
+              <w:keepNext/>
               <w:spacing w:after="20"/>
             </w:pPr>
             <w:r>
@@ -986,6 +1021,7 @@
           </w:tcPr>
           <w:p>
             <w:pPr>
+              <w:keepNext/>
               <w:spacing w:after="20"/>
             </w:pPr>
             <w:r>
@@ -1008,6 +1044,7 @@
           </w:tcPr>
           <w:p>
             <w:pPr>
+              <w:keepNext/>
               <w:spacing w:after="20"/>
             </w:pPr>
             <w:r>
@@ -1030,6 +1067,7 @@
           </w:tcPr>
           <w:p>
             <w:pPr>
+              <w:keepNext/>
               <w:spacing w:after="20"/>
             </w:pPr>
             <w:r>
@@ -1055,6 +1093,7 @@
           </w:tcPr>
           <w:p>
             <w:pPr>
+              <w:keepNext/>
               <w:spacing w:after="20"/>
             </w:pPr>
             <w:r>
@@ -1077,6 +1116,7 @@
           </w:tcPr>
           <w:p>
             <w:pPr>
+              <w:keepNext/>
               <w:spacing w:after="20"/>
             </w:pPr>
             <w:r>
@@ -1099,6 +1139,7 @@
           </w:tcPr>
           <w:p>
             <w:pPr>
+              <w:keepNext/>
               <w:spacing w:after="20"/>
             </w:pPr>
             <w:r>
@@ -1223,7 +1264,7 @@
         <w:rPr>
           <w:b w:val="0"/>
         </w:rPr>
-        <w:t>Alle Kostenstellen hinter „KSt 9999“ gelten als geplante Käufe. Sie erhalten ein eigenes Blatt (Basisjahr und Planjahre gelb), zählen aber nicht zu „Alle Objekte“. Trägt man die Kostenstelle im Blatt Neuobjekte unter „Kostenstelle Neukauf“ ein, übernimmt die Prognose ab dem Jahr nach dem Kauf Miete, Einnahmen, Erhaltung und Ausgaben aus diesem Blatt; Jahre ohne Wert werden mit der Steigerung fortgeschrieben. Die AfA rechnet weiter das Modell aus Kaufpreis, Anteil G+B, AfA-Satz und § 6b-Übertragung.</w:t>
+        <w:t>Alle Kostenstellen hinter „KSt 9999“ gelten als geplante Käufe. Sie erhalten ein eigenes Blatt (Basisjahr und Planjahre gelb), zählen aber nicht zu „Alle Objekte“. Trägt man die Kostenstelle im Blatt Neuobjekte unter „Kostenstelle Neukauf“ ein, übernimmt die Prognose ab dem Jahr nach dem Kauf Miete, Einnahmen, Erhaltung und Ausgaben aus diesem Blatt; Jahre ohne Wert werden mit der Steigerung fortgeschrieben. Kaufpreis, Anteil G+B und AfA-Satz bleiben Eingaben im Blatt Neuobjekte.</w:t>
       </w:r>
     </w:p>
     <w:p>
@@ -1231,7 +1272,7 @@
         <w:pStyle w:val="Heading1"/>
       </w:pPr>
       <w:r>
-        <w:t>5. Steuerliche Logik in Kürze</w:t>
+        <w:t>5. Ergebnis lesen</w:t>
       </w:r>
     </w:p>
     <w:p>
@@ -1243,13 +1284,13 @@
         <w:rPr>
           <w:b/>
         </w:rPr>
-        <w:t>Verkauf</w:t>
+        <w:t>Start:</w:t>
       </w:r>
       <w:r>
         <w:rPr>
           <w:b w:val="0"/>
         </w:rPr>
-        <w:t xml:space="preserve"> zum Jahresende; Miete und AfA laufen im Verkaufsjahr noch. Der Erlös wird nach Kaufvertrag, sonst nach Verkehrswertanteil auf Gebäude und G+B aufgeteilt.</w:t>
+        <w:t xml:space="preserve"> empfohlene Option mit dem höchsten Endvermögen nach latenter Steuer, Vorsprung gegenüber Halten und tiefster Liquiditätsstand.</w:t>
       </w:r>
     </w:p>
     <w:p>
@@ -1261,13 +1302,13 @@
         <w:rPr>
           <w:b/>
         </w:rPr>
-        <w:t>§ 6b-Rücklage</w:t>
+        <w:t>Übersicht:</w:t>
       </w:r>
       <w:r>
         <w:rPr>
           <w:b w:val="0"/>
         </w:rPr>
-        <w:t xml:space="preserve"> aus den positiven Teilgewinnen, getrennt nach Gebäude und G+B. Frist vier Jahre, mit begonnenem Neubau sechs. Nicht übertragene Rücklage wird im Fristjahr aufgelöst, mit 6 % Zuschlag je Jahr.</w:t>
+        <w:t xml:space="preserve"> Wert der Immobilien und Gesamtvermögen je Jahr, als Tabelle und Diagramm, mit und ohne die geplanten Verkäufe.</w:t>
       </w:r>
     </w:p>
     <w:p>
@@ -1279,13 +1320,13 @@
         <w:rPr>
           <w:b/>
         </w:rPr>
-        <w:t>Übertragung</w:t>
+        <w:t>Vergleich:</w:t>
       </w:r>
       <w:r>
         <w:rPr>
           <w:b w:val="0"/>
         </w:rPr>
-        <w:t xml:space="preserve"> in fester Reihenfolge: Gebäudegewinn auf Gebäude, G+B-Gewinn auf G+B, Rest auf das Gebäude. Die AfA des Neuobjekts läuft von der geminderten Basis.</w:t>
+        <w:t xml:space="preserve"> Kennzahlen der Szenarien am Ende des Prognosezeitraums nebeneinander.</w:t>
       </w:r>
     </w:p>
     <w:p>
@@ -1297,39 +1338,13 @@
         <w:rPr>
           <w:b/>
         </w:rPr>
-        <w:t>Steuer</w:t>
+        <w:t>Varianten:</w:t>
       </w:r>
       <w:r>
         <w:rPr>
           <w:b w:val="0"/>
         </w:rPr>
-        <w:t xml:space="preserve"> = (laufendes Ergebnis + steuerwirksamer Rücklagenbetrag) × Grenzsteuersatz; Verluste werden vorgetragen. Freie Liquidität wird mit der Alternativrendite verzinst.</w:t>
-      </w:r>
-    </w:p>
-    <w:p>
-      <w:pPr>
-        <w:pStyle w:val="ListBullet"/>
-        <w:spacing w:after="40"/>
-      </w:pPr>
-      <w:r>
-        <w:rPr>
-          <w:b/>
-        </w:rPr>
-        <w:t>Erhaltung</w:t>
-      </w:r>
-      <w:r>
-        <w:rPr>
-          <w:b w:val="0"/>
-        </w:rPr>
-        <w:t xml:space="preserve"> steigt ab 30 Jahren Gebäudealter zusätzlich; ab 50 Jahren fällt eine Großmaßnahme an (Standard 15 % des Gebäudewerts). Neuobjekte tragen anfangs die Hälfte.</w:t>
-      </w:r>
-    </w:p>
-    <w:p>
-      <w:pPr>
-        <w:pStyle w:val="Heading2"/>
-      </w:pPr>
-      <w:r>
-        <w:t>Szenarien</w:t>
+        <w:t xml:space="preserve"> mit „Variante festhalten“ gesicherte Stände, etwa verschiedene Verkaufsjahre.</w:t>
       </w:r>
     </w:p>
     <w:tbl>
@@ -1352,6 +1367,7 @@
           </w:tcPr>
           <w:p>
             <w:pPr>
+              <w:keepNext/>
               <w:spacing w:after="20"/>
             </w:pPr>
             <w:r>
@@ -1375,6 +1391,7 @@
           </w:tcPr>
           <w:p>
             <w:pPr>
+              <w:keepNext/>
               <w:spacing w:after="20"/>
             </w:pPr>
             <w:r>
@@ -1399,6 +1416,7 @@
           </w:tcPr>
           <w:p>
             <w:pPr>
+              <w:keepNext/>
               <w:spacing w:after="20"/>
             </w:pPr>
             <w:r>
@@ -1421,6 +1439,7 @@
           </w:tcPr>
           <w:p>
             <w:pPr>
+              <w:keepNext/>
               <w:spacing w:after="20"/>
             </w:pPr>
             <w:r>
@@ -1445,6 +1464,7 @@
           </w:tcPr>
           <w:p>
             <w:pPr>
+              <w:keepNext/>
               <w:spacing w:after="20"/>
             </w:pPr>
             <w:r>
@@ -1467,6 +1487,7 @@
           </w:tcPr>
           <w:p>
             <w:pPr>
+              <w:keepNext/>
               <w:spacing w:after="20"/>
             </w:pPr>
             <w:r>
@@ -1479,7 +1500,7 @@
                 <w:b w:val="0"/>
                 <w:sz w:val="19"/>
               </w:rPr>
-              <w:t>Gewinn sofort versteuert, kein Neukauf aus der Rücklage, Geld in der Alternativanlage</w:t>
+              <w:t>Gewinn sofort versteuert, kein Neukauf aus der Rücklage, Geld angelegt</w:t>
             </w:r>
           </w:p>
         </w:tc>
@@ -1491,6 +1512,7 @@
           </w:tcPr>
           <w:p>
             <w:pPr>
+              <w:keepNext/>
               <w:spacing w:after="20"/>
             </w:pPr>
             <w:r>
@@ -1513,6 +1535,7 @@
           </w:tcPr>
           <w:p>
             <w:pPr>
+              <w:keepNext/>
               <w:spacing w:after="20"/>
             </w:pPr>
             <w:r>
@@ -1525,7 +1548,7 @@
                 <w:b w:val="0"/>
                 <w:sz w:val="19"/>
               </w:rPr>
-              <w:t>sofort versteuert, Neuobjekte trotzdem gekauft, volle AfA-Basis</w:t>
+              <w:t>sofort versteuert, Neuobjekte trotzdem gekauft</w:t>
             </w:r>
           </w:p>
         </w:tc>
@@ -1537,6 +1560,7 @@
           </w:tcPr>
           <w:p>
             <w:pPr>
+              <w:keepNext/>
               <w:spacing w:after="20"/>
             </w:pPr>
             <w:r>
@@ -1559,6 +1583,7 @@
           </w:tcPr>
           <w:p>
             <w:pPr>
+              <w:keepNext/>
               <w:spacing w:after="20"/>
             </w:pPr>
             <w:r>
@@ -1583,19 +1608,11 @@
       </w:pPr>
     </w:p>
     <w:p>
-      <w:r>
-        <w:rPr>
-          <w:b w:val="0"/>
-        </w:rPr>
-        <w:t>A − C zeigt die reine Wirkung von § 6b: der Zins auf die gestundete Steuer.</w:t>
-      </w:r>
-    </w:p>
-    <w:p>
       <w:pPr>
         <w:pStyle w:val="Heading1"/>
       </w:pPr>
       <w:r>
-        <w:t>6. Prüfung und Schaltflächen</w:t>
+        <w:t>6. Prüfung</w:t>
       </w:r>
     </w:p>
     <w:p>
@@ -1613,7 +1630,7 @@
         <w:rPr>
           <w:b w:val="0"/>
         </w:rPr>
-        <w:t xml:space="preserve"> Status ungleich OK (Objekte, Verkäufe, Neuobjekte), Fristverstoß, Steuerwelt nicht GmbH. Vor jeder Auswertung beheben.</w:t>
+        <w:t xml:space="preserve"> Status ungleich OK in Objekten, Verkäufen oder Neuobjekten, Fristverstoß. Vor jeder Auswertung beheben.</w:t>
       </w:r>
     </w:p>
     <w:p>
@@ -1653,19 +1670,423 @@
       </w:r>
     </w:p>
     <w:p>
+      <w:pPr>
+        <w:pStyle w:val="Heading1"/>
+      </w:pPr>
       <w:r>
-        <w:rPr>
-          <w:b w:val="0"/>
-        </w:rPr>
-        <w:t>In der Makro-Fassung (.xlsm) stehen auf dem Parameterblatt: Plausibilität prüfen, Neu berechnen, Variante festhalten (Kennzahlen als feste Werte im Blatt Varianten, etwa für verschiedene Verkaufsjahre), Objekt anlegen, duplizieren, entfernen, Annahmen wiederherstellen, Objekte -&gt; Kostenstellen, leere Prognoseblöcke aus-/einblenden. Makros rechnen nichts; alle Ergebnisse stehen in den Zellformeln.</w:t>
+        <w:t>7. Schaltflächen (Blatt Parameter)</w:t>
       </w:r>
+    </w:p>
+    <w:tbl>
+      <w:tblPr>
+        <w:tblStyle w:val="TableGrid"/>
+        <w:tblW w:type="auto" w:w="0"/>
+        <w:jc w:val="center"/>
+        <w:tblLayout w:type="fixed"/>
+        <w:tblLook w:firstColumn="1" w:firstRow="1" w:lastColumn="0" w:lastRow="0" w:noHBand="0" w:noVBand="1" w:val="04A0"/>
+      </w:tblPr>
+      <w:tblGrid>
+        <w:gridCol w:w="3515"/>
+        <w:gridCol w:w="5896"/>
+      </w:tblGrid>
+      <w:tr>
+        <w:tc>
+          <w:tcPr>
+            <w:tcW w:type="dxa" w:w="3515"/>
+            <w:shd w:val="clear" w:fill="D9E2F3"/>
+          </w:tcPr>
+          <w:p>
+            <w:pPr>
+              <w:keepNext/>
+              <w:spacing w:after="20"/>
+            </w:pPr>
+            <w:r>
+              <w:rPr>
+                <w:sz w:val="19"/>
+              </w:rPr>
+            </w:r>
+            <w:r>
+              <w:rPr>
+                <w:b/>
+                <w:sz w:val="19"/>
+              </w:rPr>
+              <w:t>Schaltfläche</w:t>
+            </w:r>
+          </w:p>
+        </w:tc>
+        <w:tc>
+          <w:tcPr>
+            <w:tcW w:type="dxa" w:w="5896"/>
+            <w:shd w:val="clear" w:fill="D9E2F3"/>
+          </w:tcPr>
+          <w:p>
+            <w:pPr>
+              <w:keepNext/>
+              <w:spacing w:after="20"/>
+            </w:pPr>
+            <w:r>
+              <w:rPr>
+                <w:sz w:val="19"/>
+              </w:rPr>
+            </w:r>
+            <w:r>
+              <w:rPr>
+                <w:b/>
+                <w:sz w:val="19"/>
+              </w:rPr>
+              <w:t>Wirkung</w:t>
+            </w:r>
+          </w:p>
+        </w:tc>
+      </w:tr>
+      <w:tr>
+        <w:tc>
+          <w:tcPr>
+            <w:tcW w:type="dxa" w:w="3515"/>
+          </w:tcPr>
+          <w:p>
+            <w:pPr>
+              <w:keepNext/>
+              <w:spacing w:after="20"/>
+            </w:pPr>
+            <w:r>
+              <w:rPr>
+                <w:sz w:val="19"/>
+              </w:rPr>
+            </w:r>
+            <w:r>
+              <w:rPr>
+                <w:b w:val="0"/>
+                <w:sz w:val="19"/>
+              </w:rPr>
+              <w:t>Plausibilität prüfen</w:t>
+            </w:r>
+          </w:p>
+        </w:tc>
+        <w:tc>
+          <w:tcPr>
+            <w:tcW w:type="dxa" w:w="5896"/>
+          </w:tcPr>
+          <w:p>
+            <w:pPr>
+              <w:keepNext/>
+              <w:spacing w:after="20"/>
+            </w:pPr>
+            <w:r>
+              <w:rPr>
+                <w:sz w:val="19"/>
+              </w:rPr>
+            </w:r>
+            <w:r>
+              <w:rPr>
+                <w:b w:val="0"/>
+                <w:sz w:val="19"/>
+              </w:rPr>
+              <w:t>zeigt alle Fehler, Warnungen und Hinweise</w:t>
+            </w:r>
+          </w:p>
+        </w:tc>
+      </w:tr>
+      <w:tr>
+        <w:tc>
+          <w:tcPr>
+            <w:tcW w:type="dxa" w:w="3515"/>
+          </w:tcPr>
+          <w:p>
+            <w:pPr>
+              <w:keepNext/>
+              <w:spacing w:after="20"/>
+            </w:pPr>
+            <w:r>
+              <w:rPr>
+                <w:sz w:val="19"/>
+              </w:rPr>
+            </w:r>
+            <w:r>
+              <w:rPr>
+                <w:b w:val="0"/>
+                <w:sz w:val="19"/>
+              </w:rPr>
+              <w:t>Neu berechnen</w:t>
+            </w:r>
+          </w:p>
+        </w:tc>
+        <w:tc>
+          <w:tcPr>
+            <w:tcW w:type="dxa" w:w="5896"/>
+          </w:tcPr>
+          <w:p>
+            <w:pPr>
+              <w:keepNext/>
+              <w:spacing w:after="20"/>
+            </w:pPr>
+            <w:r>
+              <w:rPr>
+                <w:sz w:val="19"/>
+              </w:rPr>
+            </w:r>
+            <w:r>
+              <w:rPr>
+                <w:b w:val="0"/>
+                <w:sz w:val="19"/>
+              </w:rPr>
+              <w:t>rechnet die Mappe vollständig neu</w:t>
+            </w:r>
+          </w:p>
+        </w:tc>
+      </w:tr>
+      <w:tr>
+        <w:tc>
+          <w:tcPr>
+            <w:tcW w:type="dxa" w:w="3515"/>
+          </w:tcPr>
+          <w:p>
+            <w:pPr>
+              <w:keepNext/>
+              <w:spacing w:after="20"/>
+            </w:pPr>
+            <w:r>
+              <w:rPr>
+                <w:sz w:val="19"/>
+              </w:rPr>
+            </w:r>
+            <w:r>
+              <w:rPr>
+                <w:b w:val="0"/>
+                <w:sz w:val="19"/>
+              </w:rPr>
+              <w:t>Variante festhalten</w:t>
+            </w:r>
+          </w:p>
+        </w:tc>
+        <w:tc>
+          <w:tcPr>
+            <w:tcW w:type="dxa" w:w="5896"/>
+          </w:tcPr>
+          <w:p>
+            <w:pPr>
+              <w:keepNext/>
+              <w:spacing w:after="20"/>
+            </w:pPr>
+            <w:r>
+              <w:rPr>
+                <w:sz w:val="19"/>
+              </w:rPr>
+            </w:r>
+            <w:r>
+              <w:rPr>
+                <w:b w:val="0"/>
+                <w:sz w:val="19"/>
+              </w:rPr>
+              <w:t>speichert die Kennzahlen des Vergleichs im Blatt Varianten</w:t>
+            </w:r>
+          </w:p>
+        </w:tc>
+      </w:tr>
+      <w:tr>
+        <w:tc>
+          <w:tcPr>
+            <w:tcW w:type="dxa" w:w="3515"/>
+          </w:tcPr>
+          <w:p>
+            <w:pPr>
+              <w:keepNext/>
+              <w:spacing w:after="20"/>
+            </w:pPr>
+            <w:r>
+              <w:rPr>
+                <w:sz w:val="19"/>
+              </w:rPr>
+            </w:r>
+            <w:r>
+              <w:rPr>
+                <w:b w:val="0"/>
+                <w:sz w:val="19"/>
+              </w:rPr>
+              <w:t>Objekt anlegen / duplizieren / entfernen</w:t>
+            </w:r>
+          </w:p>
+        </w:tc>
+        <w:tc>
+          <w:tcPr>
+            <w:tcW w:type="dxa" w:w="5896"/>
+          </w:tcPr>
+          <w:p>
+            <w:pPr>
+              <w:keepNext/>
+              <w:spacing w:after="20"/>
+            </w:pPr>
+            <w:r>
+              <w:rPr>
+                <w:sz w:val="19"/>
+              </w:rPr>
+            </w:r>
+            <w:r>
+              <w:rPr>
+                <w:b w:val="0"/>
+                <w:sz w:val="19"/>
+              </w:rPr>
+              <w:t>pflegt die Zeilen im Blatt Objekte</w:t>
+            </w:r>
+          </w:p>
+        </w:tc>
+      </w:tr>
+      <w:tr>
+        <w:tc>
+          <w:tcPr>
+            <w:tcW w:type="dxa" w:w="3515"/>
+          </w:tcPr>
+          <w:p>
+            <w:pPr>
+              <w:keepNext/>
+              <w:spacing w:after="20"/>
+            </w:pPr>
+            <w:r>
+              <w:rPr>
+                <w:sz w:val="19"/>
+              </w:rPr>
+            </w:r>
+            <w:r>
+              <w:rPr>
+                <w:b w:val="0"/>
+                <w:sz w:val="19"/>
+              </w:rPr>
+              <w:t>Annahmen wiederherstellen</w:t>
+            </w:r>
+          </w:p>
+        </w:tc>
+        <w:tc>
+          <w:tcPr>
+            <w:tcW w:type="dxa" w:w="5896"/>
+          </w:tcPr>
+          <w:p>
+            <w:pPr>
+              <w:keepNext/>
+              <w:spacing w:after="20"/>
+            </w:pPr>
+            <w:r>
+              <w:rPr>
+                <w:sz w:val="19"/>
+              </w:rPr>
+            </w:r>
+            <w:r>
+              <w:rPr>
+                <w:b w:val="0"/>
+                <w:sz w:val="19"/>
+              </w:rPr>
+              <w:t>setzt geleerte Felder wieder auf die Annahme</w:t>
+            </w:r>
+          </w:p>
+        </w:tc>
+      </w:tr>
+      <w:tr>
+        <w:tc>
+          <w:tcPr>
+            <w:tcW w:type="dxa" w:w="3515"/>
+          </w:tcPr>
+          <w:p>
+            <w:pPr>
+              <w:keepNext/>
+              <w:spacing w:after="20"/>
+            </w:pPr>
+            <w:r>
+              <w:rPr>
+                <w:sz w:val="19"/>
+              </w:rPr>
+            </w:r>
+            <w:r>
+              <w:rPr>
+                <w:b w:val="0"/>
+                <w:sz w:val="19"/>
+              </w:rPr>
+              <w:t>Objekte -&gt; Kostenstellen</w:t>
+            </w:r>
+          </w:p>
+        </w:tc>
+        <w:tc>
+          <w:tcPr>
+            <w:tcW w:type="dxa" w:w="5896"/>
+          </w:tcPr>
+          <w:p>
+            <w:pPr>
+              <w:keepNext/>
+              <w:spacing w:after="20"/>
+            </w:pPr>
+            <w:r>
+              <w:rPr>
+                <w:sz w:val="19"/>
+              </w:rPr>
+            </w:r>
+            <w:r>
+              <w:rPr>
+                <w:b w:val="0"/>
+                <w:sz w:val="19"/>
+              </w:rPr>
+              <w:t>überträgt überschriebene Werte ins Kostenstellenblatt</w:t>
+            </w:r>
+          </w:p>
+        </w:tc>
+      </w:tr>
+      <w:tr>
+        <w:tc>
+          <w:tcPr>
+            <w:tcW w:type="dxa" w:w="3515"/>
+          </w:tcPr>
+          <w:p>
+            <w:pPr>
+              <w:keepNext/>
+              <w:spacing w:after="20"/>
+            </w:pPr>
+            <w:r>
+              <w:rPr>
+                <w:sz w:val="19"/>
+              </w:rPr>
+            </w:r>
+            <w:r>
+              <w:rPr>
+                <w:b w:val="0"/>
+                <w:sz w:val="19"/>
+              </w:rPr>
+              <w:t>Leere Prognoseblöcke aus-/einblenden</w:t>
+            </w:r>
+          </w:p>
+        </w:tc>
+        <w:tc>
+          <w:tcPr>
+            <w:tcW w:type="dxa" w:w="5896"/>
+          </w:tcPr>
+          <w:p>
+            <w:pPr>
+              <w:keepNext/>
+              <w:spacing w:after="20"/>
+            </w:pPr>
+            <w:r>
+              <w:rPr>
+                <w:sz w:val="19"/>
+              </w:rPr>
+            </w:r>
+            <w:r>
+              <w:rPr>
+                <w:b w:val="0"/>
+                <w:sz w:val="19"/>
+              </w:rPr>
+              <w:t>blendet ungenutzte Zeilen der Prognose aus</w:t>
+            </w:r>
+          </w:p>
+        </w:tc>
+      </w:tr>
+    </w:tbl>
+    <w:p>
+      <w:pPr>
+        <w:spacing w:after="0"/>
+      </w:pPr>
     </w:p>
     <w:p>
       <w:pPr>
         <w:pStyle w:val="Heading1"/>
       </w:pPr>
       <w:r>
-        <w:t>7. Praxistipps</w:t>
+        <w:t>8. Praxistipps</w:t>
       </w:r>
     </w:p>
     <w:p>
@@ -1689,19 +2110,7 @@
         <w:rPr>
           <w:b w:val="0"/>
         </w:rPr>
-        <w:t xml:space="preserve">Der </w:t>
-      </w:r>
-      <w:r>
-        <w:rPr>
-          <w:b/>
-        </w:rPr>
-        <w:t>Schnellcheck</w:t>
-      </w:r>
-      <w:r>
-        <w:rPr>
-          <w:b w:val="0"/>
-        </w:rPr>
-        <w:t xml:space="preserve"> (schlanke Mappe) genügt für eine erste Einschätzung: ObjektID und Miete je Objekt plus ein geplanter Verkauf.</w:t>
+        <w:t>Graue Formelzellen nicht überschreiben; Änderungen immer in gelben oder blauen Zellen.</w:t>
       </w:r>
     </w:p>
     <w:p>

--- a/docs/Bedienungsanleitung_Steuerberatung.docx
+++ b/docs/Bedienungsanleitung_Steuerberatung.docx
@@ -427,7 +427,55 @@
                 <w:b w:val="0"/>
                 <w:sz w:val="19"/>
               </w:rPr>
-              <w:t>Kaufjahr, Kaufpreis, Anteil G+B, AfA-Satz und -Methode, Quelle-Rücklage, optional „Kostenstelle Neukauf“</w:t>
+              <w:t>Kaufjahr, Kaufpreis, Anteil G+B, AfA-Satz und -Methode, bis zu drei Quell-Rücklagen, „Kostenstelle Neukauf“, Finanzierung (Abschnitt 4)</w:t>
+            </w:r>
+          </w:p>
+        </w:tc>
+      </w:tr>
+      <w:tr>
+        <w:tc>
+          <w:tcPr>
+            <w:tcW w:type="dxa" w:w="2381"/>
+          </w:tcPr>
+          <w:p>
+            <w:pPr>
+              <w:keepNext/>
+              <w:spacing w:after="20"/>
+            </w:pPr>
+            <w:r>
+              <w:rPr>
+                <w:sz w:val="19"/>
+              </w:rPr>
+            </w:r>
+            <w:r>
+              <w:rPr>
+                <w:b/>
+                <w:sz w:val="19"/>
+              </w:rPr>
+              <w:t>Darlehen</w:t>
+            </w:r>
+          </w:p>
+        </w:tc>
+        <w:tc>
+          <w:tcPr>
+            <w:tcW w:type="dxa" w:w="7030"/>
+          </w:tcPr>
+          <w:p>
+            <w:pPr>
+              <w:keepNext/>
+              <w:spacing w:after="20"/>
+            </w:pPr>
+            <w:r>
+              <w:rPr>
+                <w:sz w:val="19"/>
+              </w:rPr>
+            </w:r>
+            <w:r>
+              <w:rPr>
+                <w:b w:val="0"/>
+                <w:sz w:val="19"/>
+              </w:rPr>
+              <w:t>Tilgungsplan je Kredit: Zins, Tilgung und Restschuld je Jahr</w:t>
             </w:r>
           </w:p>
         </w:tc>
@@ -1264,7 +1312,99 @@
         <w:rPr>
           <w:b w:val="0"/>
         </w:rPr>
-        <w:t>Alle Kostenstellen hinter „KSt 9999“ gelten als geplante Käufe. Sie erhalten ein eigenes Blatt (Basisjahr und Planjahre gelb), zählen aber nicht zu „Alle Objekte“. Trägt man die Kostenstelle im Blatt Neuobjekte unter „Kostenstelle Neukauf“ ein, übernimmt die Prognose ab dem Jahr nach dem Kauf Miete, Einnahmen, Erhaltung und Ausgaben aus diesem Blatt; Jahre ohne Wert werden mit der Steigerung fortgeschrieben. Kaufpreis, Anteil G+B und AfA-Satz bleiben Eingaben im Blatt Neuobjekte.</w:t>
+        <w:t>Alle Kostenstellen hinter „KSt 9999“ gelten als geplante Käufe. Sie erhalten ein eigenes Blatt (Basisjahr und Planjahre gelb). Wählt man die Kostenstelle im Blatt Neuobjekte unter „Kostenstelle Neukauf“ aus, übernimmt die Prognose ab dem Jahr nach dem Kauf Miete, Einnahmen, Erhaltung und Ausgaben aus diesem Blatt; Jahre ohne Wert werden mit der Steigerung fortgeschrieben. Das Blatt ist dann zugleich das Blatt des Neuobjekts: AfA und Kreditzinsen kommen grau aus dem Modell, das Neuobjekt zählt in „Alle Objekte“. Kaufpreis, Anteil G+B und AfA-Satz bleiben Eingaben im Blatt Neuobjekte.</w:t>
+      </w:r>
+    </w:p>
+    <w:p>
+      <w:pPr>
+        <w:pStyle w:val="Heading2"/>
+      </w:pPr>
+      <w:r>
+        <w:t>Rücklagen und Finanzierung eines Kaufs</w:t>
+      </w:r>
+    </w:p>
+    <w:p>
+      <w:pPr>
+        <w:pStyle w:val="ListBullet"/>
+        <w:spacing w:after="40"/>
+      </w:pPr>
+      <w:r>
+        <w:rPr>
+          <w:b/>
+        </w:rPr>
+        <w:t>Quell-Rücklagen:</w:t>
+      </w:r>
+      <w:r>
+        <w:rPr>
+          <w:b w:val="0"/>
+        </w:rPr>
+        <w:t xml:space="preserve"> bis zu drei Rücklagen je Neuobjekt aus der Auswahlliste. Übertragen werden erst alle Gebäudegewinne auf das Gebäude, dann die G+B-Gewinne auf G+B, der Rest auf das Gebäude. Ob die Übertragung im Einzelfall gewollt ist, entscheidet der Berater.</w:t>
+      </w:r>
+    </w:p>
+    <w:p>
+      <w:pPr>
+        <w:pStyle w:val="ListBullet"/>
+        <w:spacing w:after="40"/>
+      </w:pPr>
+      <w:r>
+        <w:rPr>
+          <w:b/>
+        </w:rPr>
+        <w:t>Finanzierungsbedarf</w:t>
+      </w:r>
+      <w:r>
+        <w:rPr>
+          <w:b w:val="0"/>
+        </w:rPr>
+        <w:t xml:space="preserve"> = Kaufpreis + Nebenkosten − Nettoerlös der Quell-Verkäufe.</w:t>
+      </w:r>
+    </w:p>
+    <w:p>
+      <w:pPr>
+        <w:pStyle w:val="ListBullet"/>
+        <w:spacing w:after="40"/>
+      </w:pPr>
+      <w:r>
+        <w:rPr>
+          <w:b/>
+        </w:rPr>
+        <w:t>Finanzierung Rest:</w:t>
+      </w:r>
+      <w:r>
+        <w:rPr>
+          <w:b w:val="0"/>
+        </w:rPr>
+        <w:t xml:space="preserve"> leer bzw. „Eigenmittel“ zahlt den Bedarf aus der Liquidität; „Kredit“ finanziert ihn. Kreditbetrag leer = ganzer Bedarf, sonst der eingetragene Betrag, der Rest kommt aus Eigenmitteln.</w:t>
+      </w:r>
+    </w:p>
+    <w:p>
+      <w:pPr>
+        <w:pStyle w:val="ListBullet"/>
+        <w:spacing w:after="40"/>
+      </w:pPr>
+      <w:r>
+        <w:rPr>
+          <w:b/>
+        </w:rPr>
+        <w:t>Kreditangaben:</w:t>
+      </w:r>
+      <w:r>
+        <w:rPr>
+          <w:b w:val="0"/>
+        </w:rPr>
+        <w:t xml:space="preserve"> Zinssatz, Tilgungsart (Annuität mit anfänglicher Tilgung, linear oder endfällig), Tilgung p. a., optional die Laufzeit, nach der die Restschuld getilgt wird.</w:t>
+      </w:r>
+    </w:p>
+    <w:p>
+      <w:pPr>
+        <w:pStyle w:val="ListBullet"/>
+        <w:spacing w:after="40"/>
+      </w:pPr>
+      <w:r>
+        <w:rPr>
+          <w:b w:val="0"/>
+        </w:rPr>
+        <w:t>Zinsen mindern das Ergebnis und die Steuer, die Tilgung nur die Liquidität, die Restschuld das Gesamtvermögen. Ist der Kredit getilgt, entfallen Zins und Tilgung (Blatt Darlehen).</w:t>
       </w:r>
     </w:p>
     <w:p>
@@ -2122,7 +2262,7 @@
         <w:rPr>
           <w:b w:val="0"/>
         </w:rPr>
-        <w:t>Zinsen und Tilgung sind noch nicht enthalten (Betrachtung vor Finanzierung).</w:t>
+        <w:t>Zins und Tilgung gibt es nur für Kredite der Neuobjekte; Bestandsobjekte rechnen ohne Finanzierung.</w:t>
       </w:r>
     </w:p>
     <w:p>

--- a/docs/Bedienungsanleitung_Steuerberatung.docx
+++ b/docs/Bedienungsanleitung_Steuerberatung.docx
@@ -83,7 +83,7 @@
         <w:rPr>
           <w:b w:val="0"/>
         </w:rPr>
-        <w:t xml:space="preserve"> Blatt Parameter (Steuersatz, Steigerungen, Alternativrendite) und blaue Zellen im Blatt Objekte. Wo bessere Werte bekannt sind, eintippen.</w:t>
+        <w:t xml:space="preserve"> im Blatt Parameter zuerst die Kernparameter (★, fett: Steuersatz, Steigerungen, Alternativrendite), dann die blauen Zellen im Blatt Objekte. Wo bessere Werte bekannt sind, eintippen.</w:t>
       </w:r>
     </w:p>
     <w:p>
@@ -1217,6 +1217,20 @@
           <w:b w:val="0"/>
         </w:rPr>
         <w:t>Ein eingetippter Wert ersetzt die Annahme. Wird ein Feld geleert, stellt die Schaltfläche „Annahmen wiederherstellen“ die Annahme wieder her.</w:t>
+      </w:r>
+    </w:p>
+    <w:p>
+      <w:r>
+        <w:rPr>
+          <w:b/>
+        </w:rPr>
+        <w:t>Die Mappe erklärt sich selbst:</w:t>
+      </w:r>
+      <w:r>
+        <w:rPr>
+          <w:b w:val="0"/>
+        </w:rPr>
+        <w:t xml:space="preserve"> Spaltenköpfe in Objekte, Verkäufe, Neuobjekte und Anlagen sind rot mit * (Pflichtfeld), blau (optional) oder grau (berechnet). Ein rotes Dreieck am Kopf heißt: Maus darüber zeigt die Erläuterung, bei berechneten Spalten die Herleitung in Worten; das gilt auch für Prognose, Rücklagen, Darlehen, Liquidität und Auswertung. Im Blatt Parameter zeigt die Maus über der Bezeichnung, was der Parameter beeinflusst; Abschnitte ohne Kernparameter sind eingeklappt (+ am linken Rand).</w:t>
       </w:r>
     </w:p>
     <w:p>

--- a/docs/Bedienungsanleitung_Steuerberatung.docx
+++ b/docs/Bedienungsanleitung_Steuerberatung.docx
@@ -1274,7 +1274,7 @@
         <w:rPr>
           <w:b w:val="0"/>
         </w:rPr>
-        <w:t>Im Blatt Objekte verweisen Miete, Erhaltung, weitere Einnahmen und Ausgaben sowie die AfA lt. Buchhaltung auf das Kostenstellenblatt (grün).</w:t>
+        <w:t>Im Blatt Objekte verweisen Miete, Erhaltung, weitere Einnahmen und Ausgaben, die AfA lt. Buchhaltung und der Zinsaufwand (1310) auf das Kostenstellenblatt (grün).</w:t>
       </w:r>
     </w:p>
     <w:p>
@@ -1419,6 +1419,74 @@
           <w:b w:val="0"/>
         </w:rPr>
         <w:t>Zinsen mindern das Ergebnis und die Steuer, die Tilgung nur die Liquidität, die Restschuld das Gesamtvermögen. Ist der Kredit getilgt, entfallen Zins und Tilgung (Blatt Darlehen).</w:t>
+      </w:r>
+    </w:p>
+    <w:p>
+      <w:pPr>
+        <w:pStyle w:val="Heading2"/>
+      </w:pPr>
+      <w:r>
+        <w:t>Darlehen der Bestandsobjekte</w:t>
+      </w:r>
+    </w:p>
+    <w:p>
+      <w:pPr>
+        <w:pStyle w:val="ListBullet"/>
+        <w:spacing w:after="40"/>
+      </w:pPr>
+      <w:r>
+        <w:rPr>
+          <w:b/>
+        </w:rPr>
+        <w:t>Grob, ohne weitere Daten:</w:t>
+      </w:r>
+      <w:r>
+        <w:rPr>
+          <w:b w:val="0"/>
+        </w:rPr>
+        <w:t xml:space="preserve"> Der Zinsaufwand des Basisjahrs (BWA 1310) läuft bis zum Verkaufsjahr weiter und sinkt je Jahr um den Satz vom Parameterblatt (Standard 3 %). Tilgung und Ablösung beim Verkauf fehlen; die Prüfung weist darauf hin.</w:t>
+      </w:r>
+    </w:p>
+    <w:p>
+      <w:pPr>
+        <w:pStyle w:val="ListBullet"/>
+        <w:spacing w:after="40"/>
+      </w:pPr>
+      <w:r>
+        <w:rPr>
+          <w:b/>
+        </w:rPr>
+        <w:t>Genau:</w:t>
+      </w:r>
+      <w:r>
+        <w:rPr>
+          <w:b w:val="0"/>
+        </w:rPr>
+        <w:t xml:space="preserve"> Im Blatt Objekte die </w:t>
+      </w:r>
+      <w:r>
+        <w:rPr>
+          <w:b/>
+        </w:rPr>
+        <w:t>Restschuld zum 31.12.</w:t>
+      </w:r>
+      <w:r>
+        <w:rPr>
+          <w:b w:val="0"/>
+        </w:rPr>
+        <w:t xml:space="preserve"> des Basisjahrs eintragen (Saldenliste oder Bankauszug), möglichst auch Zinssatz und Jahresrate. Dann rechnet die Prognose Zins und Tilgung je Jahr und löst die Restschuld im Verkaufsjahr aus dem Erlös ab. Fehlen Zinssatz oder Rate, stehen Annahmen (blau) in den Zellen.</w:t>
+      </w:r>
+    </w:p>
+    <w:p>
+      <w:pPr>
+        <w:pStyle w:val="ListBullet"/>
+        <w:spacing w:after="40"/>
+      </w:pPr>
+      <w:r>
+        <w:rPr>
+          <w:b w:val="0"/>
+        </w:rPr>
+        <w:t>Eine Vorfälligkeitsentschädigung gehört in die Verkaufskosten.</w:t>
       </w:r>
     </w:p>
     <w:p>
@@ -1802,7 +1870,7 @@
         <w:rPr>
           <w:b w:val="0"/>
         </w:rPr>
-        <w:t xml:space="preserve"> Vorbesitzzeit für § 6b zu kurz, Rücklage nicht voll übertragen, Drei-Objekt-Grenze, Abweichung vom Kostenstellenblatt, unbekannte Neukauf-Kostenstelle.</w:t>
+        <w:t xml:space="preserve"> Vorbesitzzeit für § 6b zu kurz, Rücklage nicht voll übertragen, Drei-Objekt-Grenze, Abweichung vom Kostenstellenblatt, unbekannte Neukauf-Kostenstelle, Verkauf ohne Restschuld trotz Zinsaufwand.</w:t>
       </w:r>
     </w:p>
     <w:p>
@@ -2276,7 +2344,7 @@
         <w:rPr>
           <w:b w:val="0"/>
         </w:rPr>
-        <w:t>Zins und Tilgung gibt es nur für Kredite der Neuobjekte; Bestandsobjekte rechnen ohne Finanzierung.</w:t>
+        <w:t>Bei Objekten mit Darlehen die Restschuld eintragen, vor allem vor einem Verkauf: sonst fehlt die Ablösung, Liquidität und Kapitalanlage sind zu hoch.</w:t>
       </w:r>
     </w:p>
     <w:p>

--- a/docs/Bedienungsanleitung_Steuerberatung.docx
+++ b/docs/Bedienungsanleitung_Steuerberatung.docx
@@ -427,7 +427,7 @@
                 <w:b w:val="0"/>
                 <w:sz w:val="19"/>
               </w:rPr>
-              <w:t>Kaufjahr, Kaufpreis, Anteil G+B, AfA-Satz und -Methode, bis zu drei Quell-Rücklagen, „Kostenstelle Neukauf“, Finanzierung (Abschnitt 4)</w:t>
+              <w:t>Kaufjahr, Kaufpreis, Anteil G+B (AK G+B und AK Gebäude daraus vorbelegt, in Euro überschreibbar), AfA-Satz und -Methode, bis zu drei Quell-Rücklagen, „Kostenstelle Neukauf“, Finanzierung (Abschnitt 4)</w:t>
             </w:r>
           </w:p>
         </w:tc>

--- a/docs/Bedienungsanleitung_Steuerberatung.docx
+++ b/docs/Bedienungsanleitung_Steuerberatung.docx
@@ -2359,6 +2359,88 @@
         <w:t>Alle Steuersätze, Fristen und Annahmen vor dem Echteinsatz durch den zuständigen Berufsträger prüfen.</w:t>
       </w:r>
     </w:p>
+    <w:p>
+      <w:pPr>
+        <w:pStyle w:val="Heading1"/>
+      </w:pPr>
+      <w:r>
+        <w:t>9. Neue Version der Mappe: Eingaben übernehmen</w:t>
+      </w:r>
+    </w:p>
+    <w:p>
+      <w:r>
+        <w:rPr>
+          <w:b w:val="0"/>
+        </w:rPr>
+        <w:t>Eine neue Version wird mit denselben Dateien erzeugt und bekommt die alte Mappe mit: python -m prognosemodell --kostenstellen Kostenstellen.xlsx --inventar Inventar.xlsx --uebernehmen Alte_Mappe.xlsx --ausgabe Neue_Mappe.xlsx. Die alte Mappe bleibt unverändert, der Bericht nennt je Blatt die übernommenen Werte.</w:t>
+      </w:r>
+    </w:p>
+    <w:p>
+      <w:pPr>
+        <w:pStyle w:val="ListBullet"/>
+        <w:spacing w:after="40"/>
+      </w:pPr>
+      <w:r>
+        <w:rPr>
+          <w:b/>
+        </w:rPr>
+        <w:t>Übernommen werden eingetippte Werte</w:t>
+      </w:r>
+      <w:r>
+        <w:rPr>
+          <w:b w:val="0"/>
+        </w:rPr>
+        <w:t xml:space="preserve"> aus Parameter, Objekte, Anlagen (Zuordnung zum Objekt, AfA von Hand), AfA-Plan, Neukauf-KSt, Verkäufe, Neuobjekte, BWA-Zuordnung und Varianten. Blaue Annahmen (Formeln) rechnet die neue Mappe selbst.</w:t>
+      </w:r>
+    </w:p>
+    <w:p>
+      <w:pPr>
+        <w:pStyle w:val="ListBullet"/>
+        <w:spacing w:after="40"/>
+      </w:pPr>
+      <w:r>
+        <w:rPr>
+          <w:b/>
+        </w:rPr>
+        <w:t>Spalten nach Überschrift:</w:t>
+      </w:r>
+      <w:r>
+        <w:rPr>
+          <w:b w:val="0"/>
+        </w:rPr>
+        <w:t xml:space="preserve"> neue Spalten einer neuen Version behalten ihre Vorbelegung; Spalten, die es nicht mehr gibt, meldet der Bericht.</w:t>
+      </w:r>
+    </w:p>
+    <w:p>
+      <w:pPr>
+        <w:pStyle w:val="ListBullet"/>
+        <w:spacing w:after="40"/>
+      </w:pPr>
+      <w:r>
+        <w:rPr>
+          <w:b/>
+        </w:rPr>
+        <w:t>Kostenstellen-Datei geht vor:</w:t>
+      </w:r>
+      <w:r>
+        <w:rPr>
+          <w:b w:val="0"/>
+        </w:rPr>
+        <w:t xml:space="preserve"> Werte, die beim Einlesen entstanden sind, kommen aus der neuen Kostenstellen-Datei; nur abweichend eingetippte Werte (orange) bleiben. Änderungen in den Kostenstellenblättern der Mappe werden nicht übernommen, dafür die Kostenstellen-Datei pflegen.</w:t>
+      </w:r>
+    </w:p>
+    <w:p>
+      <w:pPr>
+        <w:pStyle w:val="ListBullet"/>
+        <w:spacing w:after="40"/>
+      </w:pPr>
+      <w:r>
+        <w:rPr>
+          <w:b w:val="0"/>
+        </w:rPr>
+        <w:t>Verkäufe und Neuobjekte behalten ihre Zeilennummer (Rücklage und Reinvestition hängen daran); Objekte, Anlagen und Neukauf-Kostenstellen werden über ihre ID zugeordnet.</w:t>
+      </w:r>
+    </w:p>
     <w:sectPr>
       <w:pgSz w:w="12240" w:h="15840"/>
       <w:pgMar w:top="1134" w:right="1247" w:bottom="1134" w:left="1247" w:header="720" w:footer="720" w:gutter="0"/>

--- a/docs/Bedienungsanleitung_Steuerberatung.docx
+++ b/docs/Bedienungsanleitung_Steuerberatung.docx
@@ -1364,13 +1364,31 @@
         <w:rPr>
           <w:b/>
         </w:rPr>
+        <w:t>Die Rücklage wirkt nur steuerlich</w:t>
+      </w:r>
+      <w:r>
+        <w:rPr>
+          <w:b w:val="0"/>
+        </w:rPr>
+        <w:t xml:space="preserve"> (Übertragung, AfA-Basis). Die Finanzierung legt man getrennt fest.</w:t>
+      </w:r>
+    </w:p>
+    <w:p>
+      <w:pPr>
+        <w:pStyle w:val="ListBullet"/>
+        <w:spacing w:after="40"/>
+      </w:pPr>
+      <w:r>
+        <w:rPr>
+          <w:b/>
+        </w:rPr>
         <w:t>Finanzierungsbedarf</w:t>
       </w:r>
       <w:r>
         <w:rPr>
           <w:b w:val="0"/>
         </w:rPr>
-        <w:t xml:space="preserve"> = Kaufpreis + Nebenkosten − Nettoerlös der Quell-Verkäufe.</w:t>
+        <w:t xml:space="preserve"> = Kaufpreis + Nebenkosten. Mit „Verkaufserlös zur Finanzierung = ja“ abzüglich des Nettoerlöses der Quell-Verkäufe; leer oder „nein“ = ganze AK.</w:t>
       </w:r>
     </w:p>
     <w:p>

--- a/docs/Bedienungsanleitung_Steuerberatung.docx
+++ b/docs/Bedienungsanleitung_Steuerberatung.docx
@@ -379,7 +379,7 @@
                 <w:b w:val="0"/>
                 <w:sz w:val="19"/>
               </w:rPr>
-              <w:t>ObjektID, Jahr, Preis, Kosten, Anteil G+B lt. Kaufvertrag, § 6b ja/nein, „reinvestieren = ja“ legt ein Neuobjekt aus Annahmen an</w:t>
+              <w:t>ObjektID, Verkauf aktiv (nein = ausgeschaltet, Rücklage entfällt), Jahr, Preis, Kosten, Anteil G+B lt. Kaufvertrag, § 6b ja/nein, „reinvestieren = ja“ legt ein Neuobjekt aus Annahmen an</w:t>
             </w:r>
           </w:p>
         </w:tc>

--- a/docs/Bedienungsanleitung_Steuerberatung.docx
+++ b/docs/Bedienungsanleitung_Steuerberatung.docx
@@ -668,6 +668,54 @@
                 <w:sz w:val="19"/>
               </w:rPr>
               <w:t>Ist und Plan im BWA-Format je Kostenstelle und als Summe; Verkauf und Kauf als eigenes Blatt</w:t>
+            </w:r>
+          </w:p>
+        </w:tc>
+      </w:tr>
+      <w:tr>
+        <w:tc>
+          <w:tcPr>
+            <w:tcW w:type="dxa" w:w="2381"/>
+          </w:tcPr>
+          <w:p>
+            <w:pPr>
+              <w:keepNext/>
+              <w:spacing w:after="20"/>
+            </w:pPr>
+            <w:r>
+              <w:rPr>
+                <w:sz w:val="19"/>
+              </w:rPr>
+            </w:r>
+            <w:r>
+              <w:rPr>
+                <w:b/>
+                <w:sz w:val="19"/>
+              </w:rPr>
+              <w:t>Alle Objekte halten</w:t>
+            </w:r>
+          </w:p>
+        </w:tc>
+        <w:tc>
+          <w:tcPr>
+            <w:tcW w:type="dxa" w:w="7030"/>
+          </w:tcPr>
+          <w:p>
+            <w:pPr>
+              <w:keepNext/>
+              <w:spacing w:after="20"/>
+            </w:pPr>
+            <w:r>
+              <w:rPr>
+                <w:sz w:val="19"/>
+              </w:rPr>
+            </w:r>
+            <w:r>
+              <w:rPr>
+                <w:b w:val="0"/>
+                <w:sz w:val="19"/>
+              </w:rPr>
+              <w:t>Summe im BWA-Format als reine Halten-Ansicht: ohne Verkäufe und Käufe (Abschnitt 5)</w:t>
             </w:r>
           </w:p>
         </w:tc>
@@ -1587,6 +1635,42 @@
         <w:t xml:space="preserve"> mit „Variante festhalten“ gesicherte Stände, etwa verschiedene Verkaufsjahre.</w:t>
       </w:r>
     </w:p>
+    <w:p>
+      <w:pPr>
+        <w:pStyle w:val="ListBullet"/>
+        <w:spacing w:after="40"/>
+      </w:pPr>
+      <w:r>
+        <w:rPr>
+          <w:b/>
+        </w:rPr>
+        <w:t>Alle Objekte halten:</w:t>
+      </w:r>
+      <w:r>
+        <w:rPr>
+          <w:b w:val="0"/>
+        </w:rPr>
+        <w:t xml:space="preserve"> die Summen-BWA, als würden alle Objekte gehalten und nichts gekauft (Baseline).</w:t>
+      </w:r>
+    </w:p>
+    <w:p>
+      <w:pPr>
+        <w:pStyle w:val="ListBullet"/>
+        <w:spacing w:after="40"/>
+      </w:pPr>
+      <w:r>
+        <w:rPr>
+          <w:b/>
+        </w:rPr>
+        <w:t>Vergleich mit Halten:</w:t>
+      </w:r>
+      <w:r>
+        <w:rPr>
+          <w:b w:val="0"/>
+        </w:rPr>
+        <w:t xml:space="preserve"> in „Alle Objekte“ D3 auf „ja“ stellen. Rechts neben den Planjahren steht dann je Position und Jahr Plan − Halten, grün mehr, rot weniger.</w:t>
+      </w:r>
+    </w:p>
     <w:tbl>
       <w:tblPr>
         <w:tblStyle w:val="TableGrid"/>
@@ -2408,7 +2492,7 @@
         <w:rPr>
           <w:b w:val="0"/>
         </w:rPr>
-        <w:t xml:space="preserve"> aus Parameter, Objekte, Anlagen (Zuordnung zum Objekt, AfA von Hand), AfA-Plan, Neukauf-KSt, Verkäufe, Neuobjekte, BWA-Zuordnung und Varianten. Blaue Annahmen (Formeln) rechnet die neue Mappe selbst.</w:t>
+        <w:t xml:space="preserve"> aus Parameter, Objekte, Anlagen (Zuordnung zum Objekt, AfA von Hand), AfA-Plan, Neukauf-KSt, Verkäufe, Neuobjekte, BWA-Zuordnung, Schalter „Vergleich mit Halten“ und Varianten. Blaue Annahmen (Formeln) rechnet die neue Mappe selbst.</w:t>
       </w:r>
     </w:p>
     <w:p>

--- a/docs/Bedienungsanleitung_Steuerberatung.docx
+++ b/docs/Bedienungsanleitung_Steuerberatung.docx
@@ -2543,6 +2543,402 @@
         <w:t>Verkäufe und Neuobjekte behalten ihre Zeilennummer (Rücklage und Reinvestition hängen daran); Objekte, Anlagen und Neukauf-Kostenstellen werden über ihre ID zugeordnet.</w:t>
       </w:r>
     </w:p>
+    <w:p>
+      <w:pPr>
+        <w:pStyle w:val="Heading1"/>
+      </w:pPr>
+      <w:r>
+        <w:t>10. Mandanten-Export</w:t>
+      </w:r>
+    </w:p>
+    <w:p>
+      <w:r>
+        <w:rPr>
+          <w:b w:val="0"/>
+        </w:rPr>
+        <w:t>Für den Mandanten gibt es eine schlanke Fassung der Mappe mit sechs Blättern, nur mit Werten: Mappe in Excel speichern und schließen, dann python -m prognosemodell.export Prognose.xlsx. Daneben entsteht Prognose_Mandant.xlsx; mit --ausgabe ein anderer Name. Eine frisch erzeugte, nie geöffnete Mappe rechnet LibreOffice vorher durch.</w:t>
+      </w:r>
+    </w:p>
+    <w:tbl>
+      <w:tblPr>
+        <w:tblStyle w:val="TableGrid"/>
+        <w:tblW w:type="auto" w:w="0"/>
+        <w:jc w:val="center"/>
+        <w:tblLayout w:type="fixed"/>
+        <w:tblLook w:firstColumn="1" w:firstRow="1" w:lastColumn="0" w:lastRow="0" w:noHBand="0" w:noVBand="1" w:val="04A0"/>
+      </w:tblPr>
+      <w:tblGrid>
+        <w:gridCol w:w="2041"/>
+        <w:gridCol w:w="7370"/>
+      </w:tblGrid>
+      <w:tr>
+        <w:tc>
+          <w:tcPr>
+            <w:tcW w:type="dxa" w:w="2041"/>
+            <w:shd w:val="clear" w:fill="D9E2F3"/>
+          </w:tcPr>
+          <w:p>
+            <w:pPr>
+              <w:keepNext/>
+              <w:spacing w:after="20"/>
+            </w:pPr>
+            <w:r>
+              <w:rPr>
+                <w:sz w:val="19"/>
+              </w:rPr>
+            </w:r>
+            <w:r>
+              <w:rPr>
+                <w:b/>
+                <w:sz w:val="19"/>
+              </w:rPr>
+              <w:t>Blatt</w:t>
+            </w:r>
+          </w:p>
+        </w:tc>
+        <w:tc>
+          <w:tcPr>
+            <w:tcW w:type="dxa" w:w="7370"/>
+            <w:shd w:val="clear" w:fill="D9E2F3"/>
+          </w:tcPr>
+          <w:p>
+            <w:pPr>
+              <w:keepNext/>
+              <w:spacing w:after="20"/>
+            </w:pPr>
+            <w:r>
+              <w:rPr>
+                <w:sz w:val="19"/>
+              </w:rPr>
+            </w:r>
+            <w:r>
+              <w:rPr>
+                <w:b/>
+                <w:sz w:val="19"/>
+              </w:rPr>
+              <w:t>Inhalt</w:t>
+            </w:r>
+          </w:p>
+        </w:tc>
+      </w:tr>
+      <w:tr>
+        <w:tc>
+          <w:tcPr>
+            <w:tcW w:type="dxa" w:w="2041"/>
+          </w:tcPr>
+          <w:p>
+            <w:pPr>
+              <w:keepNext/>
+              <w:spacing w:after="20"/>
+            </w:pPr>
+            <w:r>
+              <w:rPr>
+                <w:sz w:val="19"/>
+              </w:rPr>
+            </w:r>
+            <w:r>
+              <w:rPr>
+                <w:b w:val="0"/>
+                <w:sz w:val="19"/>
+              </w:rPr>
+              <w:t>Überblick</w:t>
+            </w:r>
+          </w:p>
+        </w:tc>
+        <w:tc>
+          <w:tcPr>
+            <w:tcW w:type="dxa" w:w="7370"/>
+          </w:tcPr>
+          <w:p>
+            <w:pPr>
+              <w:keepNext/>
+              <w:spacing w:after="20"/>
+            </w:pPr>
+            <w:r>
+              <w:rPr>
+                <w:sz w:val="19"/>
+              </w:rPr>
+            </w:r>
+            <w:r>
+              <w:rPr>
+                <w:b w:val="0"/>
+                <w:sz w:val="19"/>
+              </w:rPr>
+              <w:t>Empfehlung, Endvermögen je Option, Datenlage, Verkehrswert und Gesamtvermögen je Jahr mit Diagrammen</w:t>
+            </w:r>
+          </w:p>
+        </w:tc>
+      </w:tr>
+      <w:tr>
+        <w:tc>
+          <w:tcPr>
+            <w:tcW w:type="dxa" w:w="2041"/>
+          </w:tcPr>
+          <w:p>
+            <w:pPr>
+              <w:keepNext/>
+              <w:spacing w:after="20"/>
+            </w:pPr>
+            <w:r>
+              <w:rPr>
+                <w:sz w:val="19"/>
+              </w:rPr>
+            </w:r>
+            <w:r>
+              <w:rPr>
+                <w:b w:val="0"/>
+                <w:sz w:val="19"/>
+              </w:rPr>
+              <w:t>Jahresrechnung</w:t>
+            </w:r>
+          </w:p>
+        </w:tc>
+        <w:tc>
+          <w:tcPr>
+            <w:tcW w:type="dxa" w:w="7370"/>
+          </w:tcPr>
+          <w:p>
+            <w:pPr>
+              <w:keepNext/>
+              <w:spacing w:after="20"/>
+            </w:pPr>
+            <w:r>
+              <w:rPr>
+                <w:sz w:val="19"/>
+              </w:rPr>
+            </w:r>
+            <w:r>
+              <w:rPr>
+                <w:b w:val="0"/>
+                <w:sz w:val="19"/>
+              </w:rPr>
+              <w:t>je Jahr vom Ergebnis über Steuer und Geldfluss zum Vermögen, Plan und Halten, Differenz; jede Spalte rechnet von oben nach unten</w:t>
+            </w:r>
+          </w:p>
+        </w:tc>
+      </w:tr>
+      <w:tr>
+        <w:tc>
+          <w:tcPr>
+            <w:tcW w:type="dxa" w:w="2041"/>
+          </w:tcPr>
+          <w:p>
+            <w:pPr>
+              <w:keepNext/>
+              <w:spacing w:after="20"/>
+            </w:pPr>
+            <w:r>
+              <w:rPr>
+                <w:sz w:val="19"/>
+              </w:rPr>
+            </w:r>
+            <w:r>
+              <w:rPr>
+                <w:b w:val="0"/>
+                <w:sz w:val="19"/>
+              </w:rPr>
+              <w:t>BWA gesamt</w:t>
+            </w:r>
+          </w:p>
+        </w:tc>
+        <w:tc>
+          <w:tcPr>
+            <w:tcW w:type="dxa" w:w="7370"/>
+          </w:tcPr>
+          <w:p>
+            <w:pPr>
+              <w:keepNext/>
+              <w:spacing w:after="20"/>
+            </w:pPr>
+            <w:r>
+              <w:rPr>
+                <w:sz w:val="19"/>
+              </w:rPr>
+            </w:r>
+            <w:r>
+              <w:rPr>
+                <w:b w:val="0"/>
+                <w:sz w:val="19"/>
+              </w:rPr>
+              <w:t>Summen-BWA aller Objekte, Ist-Jahre und Planjahre, Herleitung der Sonderposten; bei „Vergleich mit Halten = ja“ auch Halten und Differenz</w:t>
+            </w:r>
+          </w:p>
+        </w:tc>
+      </w:tr>
+      <w:tr>
+        <w:tc>
+          <w:tcPr>
+            <w:tcW w:type="dxa" w:w="2041"/>
+          </w:tcPr>
+          <w:p>
+            <w:pPr>
+              <w:keepNext/>
+              <w:spacing w:after="20"/>
+            </w:pPr>
+            <w:r>
+              <w:rPr>
+                <w:sz w:val="19"/>
+              </w:rPr>
+            </w:r>
+            <w:r>
+              <w:rPr>
+                <w:b w:val="0"/>
+                <w:sz w:val="19"/>
+              </w:rPr>
+              <w:t>BWA je Objekt</w:t>
+            </w:r>
+          </w:p>
+        </w:tc>
+        <w:tc>
+          <w:tcPr>
+            <w:tcW w:type="dxa" w:w="7370"/>
+          </w:tcPr>
+          <w:p>
+            <w:pPr>
+              <w:keepNext/>
+              <w:spacing w:after="20"/>
+            </w:pPr>
+            <w:r>
+              <w:rPr>
+                <w:sz w:val="19"/>
+              </w:rPr>
+            </w:r>
+            <w:r>
+              <w:rPr>
+                <w:b w:val="0"/>
+                <w:sz w:val="19"/>
+              </w:rPr>
+              <w:t>alle Kostenstellenblätter untereinander, mit Inhaltsverzeichnis</w:t>
+            </w:r>
+          </w:p>
+        </w:tc>
+      </w:tr>
+      <w:tr>
+        <w:tc>
+          <w:tcPr>
+            <w:tcW w:type="dxa" w:w="2041"/>
+          </w:tcPr>
+          <w:p>
+            <w:pPr>
+              <w:keepNext/>
+              <w:spacing w:after="20"/>
+            </w:pPr>
+            <w:r>
+              <w:rPr>
+                <w:sz w:val="19"/>
+              </w:rPr>
+            </w:r>
+            <w:r>
+              <w:rPr>
+                <w:b w:val="0"/>
+                <w:sz w:val="19"/>
+              </w:rPr>
+              <w:t>Verkauf und Kauf</w:t>
+            </w:r>
+          </w:p>
+        </w:tc>
+        <w:tc>
+          <w:tcPr>
+            <w:tcW w:type="dxa" w:w="7370"/>
+          </w:tcPr>
+          <w:p>
+            <w:pPr>
+              <w:keepNext/>
+              <w:spacing w:after="20"/>
+            </w:pPr>
+            <w:r>
+              <w:rPr>
+                <w:sz w:val="19"/>
+              </w:rPr>
+            </w:r>
+            <w:r>
+              <w:rPr>
+                <w:b w:val="0"/>
+                <w:sz w:val="19"/>
+              </w:rPr>
+              <w:t>Verkäufe, Neuobjekte, Ergebnis und Herleitung je Vorgang (entfällt ohne Verkauf und Kauf)</w:t>
+            </w:r>
+          </w:p>
+        </w:tc>
+      </w:tr>
+      <w:tr>
+        <w:tc>
+          <w:tcPr>
+            <w:tcW w:type="dxa" w:w="2041"/>
+          </w:tcPr>
+          <w:p>
+            <w:pPr>
+              <w:keepNext/>
+              <w:spacing w:after="20"/>
+            </w:pPr>
+            <w:r>
+              <w:rPr>
+                <w:sz w:val="19"/>
+              </w:rPr>
+            </w:r>
+            <w:r>
+              <w:rPr>
+                <w:b w:val="0"/>
+                <w:sz w:val="19"/>
+              </w:rPr>
+              <w:t>Annahmen</w:t>
+            </w:r>
+          </w:p>
+        </w:tc>
+        <w:tc>
+          <w:tcPr>
+            <w:tcW w:type="dxa" w:w="7370"/>
+          </w:tcPr>
+          <w:p>
+            <w:pPr>
+              <w:keepNext/>
+              <w:spacing w:after="20"/>
+            </w:pPr>
+            <w:r>
+              <w:rPr>
+                <w:sz w:val="19"/>
+              </w:rPr>
+            </w:r>
+            <w:r>
+              <w:rPr>
+                <w:b w:val="0"/>
+                <w:sz w:val="19"/>
+              </w:rPr>
+              <w:t>zentrale Annahmen, Daten je Objekt mit Herkunft (blau Annahme, grün Buchhaltung), auffällige Prüfungen</w:t>
+            </w:r>
+          </w:p>
+        </w:tc>
+      </w:tr>
+    </w:tbl>
+    <w:p>
+      <w:pPr>
+        <w:spacing w:after="0"/>
+      </w:pPr>
+    </w:p>
+    <w:p>
+      <w:pPr>
+        <w:pStyle w:val="ListBullet"/>
+        <w:spacing w:after="40"/>
+      </w:pPr>
+      <w:r>
+        <w:rPr>
+          <w:b w:val="0"/>
+        </w:rPr>
+        <w:t>Zeilen ohne Wert, Monatsspalten, Hilfszeilen und ausgeschaltete Vorgänge entfallen; Ist-Vorjahre erscheinen nur, wenn sie eingelesen sind.</w:t>
+      </w:r>
+    </w:p>
+    <w:p>
+      <w:pPr>
+        <w:pStyle w:val="ListBullet"/>
+        <w:spacing w:after="40"/>
+      </w:pPr>
+      <w:r>
+        <w:rPr>
+          <w:b w:val="0"/>
+        </w:rPr>
+        <w:t>Jedes Blatt ist für den Druck eingerichtet: Querformat, eine Seite breit, Blattname und Seitenzahl in der Fußzeile.</w:t>
+      </w:r>
+    </w:p>
     <w:sectPr>
       <w:pgSz w:w="12240" w:h="15840"/>
       <w:pgMar w:top="1134" w:right="1247" w:bottom="1134" w:left="1247" w:header="720" w:footer="720" w:gutter="0"/>

--- a/docs/Bedienungsanleitung_Steuerberatung.docx
+++ b/docs/Bedienungsanleitung_Steuerberatung.docx
@@ -427,7 +427,7 @@
                 <w:b w:val="0"/>
                 <w:sz w:val="19"/>
               </w:rPr>
-              <w:t>Kaufjahr, Kaufpreis, Anteil G+B (AK G+B und AK Gebäude daraus vorbelegt, in Euro überschreibbar), AfA-Satz und -Methode, bis zu drei Quell-Rücklagen, „Kostenstelle Neukauf“, Finanzierung (Abschnitt 4)</w:t>
+              <w:t>Kaufjahr, Kaufpreis, Anteil G+B (AK G+B und AK Gebäude daraus vorbelegt, in Euro überschreibbar), AfA-Satz und -Methode, Sonder-AfA § 7b (QNG, 5 % über 4 Jahre vor der regulären AfA), bis zu drei Quell-Rücklagen, „Kostenstelle Neukauf“, Finanzierung (Abschnitt 4)</w:t>
             </w:r>
           </w:p>
         </w:tc>

--- a/docs/Bedienungsanleitung_Steuerberatung.docx
+++ b/docs/Bedienungsanleitung_Steuerberatung.docx
@@ -331,7 +331,7 @@
                 <w:b w:val="0"/>
                 <w:sz w:val="19"/>
               </w:rPr>
-              <w:t>Ein Bestandsobjekt je Zeile: Miete, Kosten, AK, Kaufjahr, Verkehrswert, Status</w:t>
+              <w:t>Ein Bestandsobjekt je Zeile: Miete, Kosten, AK, Kaufjahr, Verkehrswert, Status; Kostenstellen ohne Immobilie mit Art „Unternehmen“</w:t>
             </w:r>
           </w:p>
         </w:tc>
@@ -572,6 +572,54 @@
                 <w:sz w:val="19"/>
               </w:rPr>
               <w:t>Ergebnis je Jahr und Szenarien nebeneinander (Abschnitt 5)</w:t>
+            </w:r>
+          </w:p>
+        </w:tc>
+      </w:tr>
+      <w:tr>
+        <w:tc>
+          <w:tcPr>
+            <w:tcW w:type="dxa" w:w="2381"/>
+          </w:tcPr>
+          <w:p>
+            <w:pPr>
+              <w:keepNext/>
+              <w:spacing w:after="20"/>
+            </w:pPr>
+            <w:r>
+              <w:rPr>
+                <w:sz w:val="19"/>
+              </w:rPr>
+            </w:r>
+            <w:r>
+              <w:rPr>
+                <w:b/>
+                <w:sz w:val="19"/>
+              </w:rPr>
+              <w:t>Ergebnisbrücke</w:t>
+            </w:r>
+          </w:p>
+        </w:tc>
+        <w:tc>
+          <w:tcPr>
+            <w:tcW w:type="dxa" w:w="7030"/>
+          </w:tcPr>
+          <w:p>
+            <w:pPr>
+              <w:keepNext/>
+              <w:spacing w:after="20"/>
+            </w:pPr>
+            <w:r>
+              <w:rPr>
+                <w:sz w:val="19"/>
+              </w:rPr>
+            </w:r>
+            <w:r>
+              <w:rPr>
+                <w:b w:val="0"/>
+                <w:sz w:val="19"/>
+              </w:rPr>
+              <w:t>Wirkung jedes Verkaufs und Kaufs auf das Ergebnis vor Steuern, von Halten zum Plan (Abschnitt 5)</w:t>
             </w:r>
           </w:p>
         </w:tc>
@@ -1626,6 +1674,24 @@
         <w:rPr>
           <w:b/>
         </w:rPr>
+        <w:t>Ergebnisbrücke:</w:t>
+      </w:r>
+      <w:r>
+        <w:rPr>
+          <w:b w:val="0"/>
+        </w:rPr>
+        <w:t xml:space="preserve"> je Jahr vom Ergebnis vor Steuern bei Halten über die Wirkung jedes Verkaufs (Gewinn und Rücklage minus das entfallende laufende Ergebnis) und jedes Kaufs (Miete − Kosten − AfA − Kreditzinsen) und den Zinseffekt der Liquidität zum Ergebnis vor Steuern im Plan. Die Kontrollzeile muss 0 sein. Kostenstellen der Art „Unternehmen“ (Blatt Objekte, keine Immobilie) stehen getrennt im Ergebnis bei Halten.</w:t>
+      </w:r>
+    </w:p>
+    <w:p>
+      <w:pPr>
+        <w:pStyle w:val="ListBullet"/>
+        <w:spacing w:after="40"/>
+      </w:pPr>
+      <w:r>
+        <w:rPr>
+          <w:b/>
+        </w:rPr>
         <w:t>Varianten:</w:t>
       </w:r>
       <w:r>
@@ -2556,7 +2622,7 @@
         <w:rPr>
           <w:b w:val="0"/>
         </w:rPr>
-        <w:t>Für den Mandanten gibt es eine schlanke Fassung der Mappe mit sechs Blättern, nur mit Werten: Mappe in Excel speichern und schließen, dann python -m prognosemodell.export Prognose.xlsx. Daneben entsteht Prognose_Mandant.xlsx; mit --ausgabe ein anderer Name. Eine frisch erzeugte, nie geöffnete Mappe rechnet LibreOffice vorher durch.</w:t>
+        <w:t>Für den Mandanten gibt es eine schlanke Fassung der Mappe mit bis zu sieben Blättern, nur mit Werten: Mappe in Excel speichern und schließen, dann python -m prognosemodell.export Prognose.xlsx. Daneben entsteht Prognose_Mandant.xlsx; mit --ausgabe ein anderer Name. Eine frisch erzeugte, nie geöffnete Mappe rechnet LibreOffice vorher durch.</w:t>
       </w:r>
     </w:p>
     <w:tbl>
@@ -2713,6 +2779,54 @@
                 <w:sz w:val="19"/>
               </w:rPr>
               <w:t>je Jahr vom Ergebnis über Steuer und Geldfluss zum Vermögen, Plan und Halten, Differenz; jede Spalte rechnet von oben nach unten</w:t>
+            </w:r>
+          </w:p>
+        </w:tc>
+      </w:tr>
+      <w:tr>
+        <w:tc>
+          <w:tcPr>
+            <w:tcW w:type="dxa" w:w="2041"/>
+          </w:tcPr>
+          <w:p>
+            <w:pPr>
+              <w:keepNext/>
+              <w:spacing w:after="20"/>
+            </w:pPr>
+            <w:r>
+              <w:rPr>
+                <w:sz w:val="19"/>
+              </w:rPr>
+            </w:r>
+            <w:r>
+              <w:rPr>
+                <w:b w:val="0"/>
+                <w:sz w:val="19"/>
+              </w:rPr>
+              <w:t>Ergebnisbrücke</w:t>
+            </w:r>
+          </w:p>
+        </w:tc>
+        <w:tc>
+          <w:tcPr>
+            <w:tcW w:type="dxa" w:w="7370"/>
+          </w:tcPr>
+          <w:p>
+            <w:pPr>
+              <w:keepNext/>
+              <w:spacing w:after="20"/>
+            </w:pPr>
+            <w:r>
+              <w:rPr>
+                <w:sz w:val="19"/>
+              </w:rPr>
+            </w:r>
+            <w:r>
+              <w:rPr>
+                <w:b w:val="0"/>
+                <w:sz w:val="19"/>
+              </w:rPr>
+              <w:t>vom Ergebnis bei Halten je Verkauf und Kauf zum Ergebnis im Plan (entfällt ohne Verkauf und Kauf)</w:t>
             </w:r>
           </w:p>
         </w:tc>

--- a/docs/Bedienungsanleitung_Steuerberatung.docx
+++ b/docs/Bedienungsanleitung_Steuerberatung.docx
@@ -1680,7 +1680,7 @@
         <w:rPr>
           <w:b w:val="0"/>
         </w:rPr>
-        <w:t xml:space="preserve"> je Jahr vom Ergebnis vor Steuern bei Halten über die Wirkung jedes Verkaufs (Gewinn und Rücklage minus das entfallende laufende Ergebnis) und jedes Kaufs (Miete − Kosten − AfA − Kreditzinsen) und den Zinseffekt der Liquidität zum Ergebnis vor Steuern im Plan. Die Kontrollzeile muss 0 sein. Kostenstellen der Art „Unternehmen“ (Blatt Objekte, keine Immobilie) stehen getrennt im Ergebnis bei Halten.</w:t>
+        <w:t xml:space="preserve"> je Jahr vom Ergebnis vor Steuern bei Halten über die Pakete und den Zinseffekt der Liquidität zum Ergebnis vor Steuern im Plan. Ein Paket ist ein Verkauf (Gewinn und Rücklage minus das entfallende laufende Ergebnis) mit den Käufen aus seiner Rücklage oder seinem Erlös (Miete − Kosten − AfA − Kreditzinsen), mit Zwischensumme; Käufe ohne Quelle stehen getrennt, darunter alle Käufe einzeln mit ihrem Paket. Die Kontrollzeile muss 0 sein. Kostenstellen der Art „Unternehmen“ (Blatt Objekte, keine Immobilie) stehen getrennt im Ergebnis bei Halten.</w:t>
       </w:r>
     </w:p>
     <w:p>

--- a/docs/Bedienungsanleitung_Steuerberatung.docx
+++ b/docs/Bedienungsanleitung_Steuerberatung.docx
@@ -427,7 +427,7 @@
                 <w:b w:val="0"/>
                 <w:sz w:val="19"/>
               </w:rPr>
-              <w:t>Kaufjahr, Kaufpreis, Anteil G+B (AK G+B und AK Gebäude daraus vorbelegt, in Euro überschreibbar), AfA-Satz und -Methode, Sonder-AfA § 7b (QNG, 5 % über 4 Jahre vor der regulären AfA), bis zu drei Quell-Rücklagen, „Kostenstelle Neukauf“, Finanzierung (Abschnitt 4)</w:t>
+              <w:t>Kaufjahr, Kaufpreis, Anteil G+B (AK G+B und AK Gebäude daraus vorbelegt, in Euro überschreibbar; mit AK G+B in Euro darf der Anteil leer bleiben und wird berechnet), AfA-Satz und -Methode, Sonder-AfA § 7b (QNG, 5 % über 4 Jahre vor der regulären AfA), bis zu drei Quell-Rücklagen, „Kostenstelle Neukauf“, Finanzierung (Abschnitt 4)</w:t>
             </w:r>
           </w:p>
         </w:tc>

--- a/docs/Bedienungsanleitung_Steuerberatung.docx
+++ b/docs/Bedienungsanleitung_Steuerberatung.docx
@@ -1502,7 +1502,7 @@
         <w:rPr>
           <w:b w:val="0"/>
         </w:rPr>
-        <w:t xml:space="preserve"> leer bzw. „Eigenmittel“ zahlt den Bedarf aus der Liquidität; „Kredit“ finanziert ihn. Kreditbetrag leer = ganzer Bedarf, sonst der eingetragene Betrag, der Rest kommt aus Eigenmitteln.</w:t>
+        <w:t xml:space="preserve"> leer bzw. „Eigenmittel“ zahlt den Bedarf aus der Liquidität; „Kredit“ finanziert ihn. Kreditbetrag leer = ganzer Bedarf, sonst der eingetragene Betrag, der Rest kommt aus Eigenmitteln. Alternativ gibt die Kreditquote den Kredit in % von Kaufpreis + Nebenkosten vor. Betrag und Quote stehen fest: der Verkaufserlös deckt dann nur den Eigenkapitalteil, der Rest bleibt für spätere Käufe bzw. in der Liquidität.</w:t>
       </w:r>
     </w:p>
     <w:p>

--- a/docs/Bedienungsanleitung_Steuerberatung.docx
+++ b/docs/Bedienungsanleitung_Steuerberatung.docx
@@ -1520,7 +1520,25 @@
         <w:rPr>
           <w:b w:val="0"/>
         </w:rPr>
-        <w:t xml:space="preserve"> Zinssatz, Tilgungsart (Annuität mit anfänglicher Tilgung, linear oder endfällig), Tilgung p. a., optional die Laufzeit, nach der die Restschuld getilgt wird.</w:t>
+        <w:t xml:space="preserve"> Zinssatz, Tilgungsart (Annuität mit anfänglicher Tilgung, linear oder endfällig), Tilgung p. a., optional die Laufzeit, nach der die Restschuld getilgt wird, und tilgungsfreie Jahre (anfangs nur Zins).</w:t>
+      </w:r>
+    </w:p>
+    <w:p>
+      <w:pPr>
+        <w:pStyle w:val="ListBullet"/>
+        <w:spacing w:after="40"/>
+      </w:pPr>
+      <w:r>
+        <w:rPr>
+          <w:b/>
+        </w:rPr>
+        <w:t>Zweitkredit:</w:t>
+      </w:r>
+      <w:r>
+        <w:rPr>
+          <w:b w:val="0"/>
+        </w:rPr>
+        <w:t xml:space="preserve"> Ein Teil des Kredits zu eigenen Konditionen, z. B. ein günstiger Förderkredit. „Zweitkredit Anteil“ (in % des Kredits) oder „Zweitkredit Betrag“ (geht vor) und der Zinssatz; Tilgungsart, Tilgung, Laufzeit und tilgungsfreie Jahre leer = wie der Hauptkredit. Der Kredit insgesamt bleibt gleich, im Blatt Darlehen stehen die Zweitkredite unter den Hauptkrediten.</w:t>
       </w:r>
     </w:p>
     <w:p>

--- a/docs/Bedienungsanleitung_Steuerberatung.docx
+++ b/docs/Bedienungsanleitung_Steuerberatung.docx
@@ -1407,6 +1407,24 @@
           <w:b w:val="0"/>
         </w:rPr>
         <w:t>Die Monatsspalten des Basisjahrs sind eingeklappt; das „+“ über der Jahresspalte öffnet sie.</w:t>
+      </w:r>
+    </w:p>
+    <w:p>
+      <w:pPr>
+        <w:pStyle w:val="ListBullet"/>
+        <w:spacing w:after="40"/>
+      </w:pPr>
+      <w:r>
+        <w:rPr>
+          <w:b/>
+        </w:rPr>
+        <w:t>Steigerung je Objekt:</w:t>
+      </w:r>
+      <w:r>
+        <w:rPr>
+          <w:b w:val="0"/>
+        </w:rPr>
+        <w:t xml:space="preserve"> Die Spalten Mietsteigerung und Erhaltungssteigerung im Blatt Objekte sind mit dem Parameter vorbelegt (blau) und lassen sich je Objekt überschreiben; leer gilt wieder der Parameter. „Miete eingefroren ab Jahr“: ab diesem Jahr bleibt die Miete auf dem Stand des Vorjahrs (weitere Einnahmen steigen weiter).</w:t>
       </w:r>
     </w:p>
     <w:p>

--- a/docs/Bedienungsanleitung_Steuerberatung.docx
+++ b/docs/Bedienungsanleitung_Steuerberatung.docx
@@ -2658,7 +2658,7 @@
         <w:rPr>
           <w:b w:val="0"/>
         </w:rPr>
-        <w:t>Für den Mandanten gibt es eine schlanke Fassung der Mappe mit bis zu sieben Blättern, nur mit Werten: Mappe in Excel speichern und schließen, dann python -m prognosemodell.export Prognose.xlsx. Daneben entsteht Prognose_Mandant.xlsx; mit --ausgabe ein anderer Name. Eine frisch erzeugte, nie geöffnete Mappe rechnet LibreOffice vorher durch.</w:t>
+        <w:t>Für den Mandanten gibt es eine schlanke Fassung der Mappe mit bis zu acht Blättern, nur mit Werten: Mappe in Excel speichern und schließen, dann python -m prognosemodell.export Prognose.xlsx. Daneben entsteht Prognose_Mandant.xlsx; mit --ausgabe ein anderer Name. Eine frisch erzeugte, nie geöffnete Mappe rechnet LibreOffice vorher durch.</w:t>
       </w:r>
     </w:p>
     <w:tbl>
@@ -2910,7 +2910,55 @@
                 <w:b w:val="0"/>
                 <w:sz w:val="19"/>
               </w:rPr>
-              <w:t>Summen-BWA aller Objekte, Ist-Jahre und Planjahre, Herleitung der Sonderposten; bei „Vergleich mit Halten = ja“ auch Halten und Differenz</w:t>
+              <w:t>Summen-BWA aller Objekte, Ist-Jahre und Planjahre, Herleitung der Sonderposten; bei „Vergleich mit Halten = ja“ auch die Differenz zu Halten</w:t>
+            </w:r>
+          </w:p>
+        </w:tc>
+      </w:tr>
+      <w:tr>
+        <w:tc>
+          <w:tcPr>
+            <w:tcW w:type="dxa" w:w="2041"/>
+          </w:tcPr>
+          <w:p>
+            <w:pPr>
+              <w:keepNext/>
+              <w:spacing w:after="20"/>
+            </w:pPr>
+            <w:r>
+              <w:rPr>
+                <w:sz w:val="19"/>
+              </w:rPr>
+            </w:r>
+            <w:r>
+              <w:rPr>
+                <w:b w:val="0"/>
+                <w:sz w:val="19"/>
+              </w:rPr>
+              <w:t>BWA halten</w:t>
+            </w:r>
+          </w:p>
+        </w:tc>
+        <w:tc>
+          <w:tcPr>
+            <w:tcW w:type="dxa" w:w="7370"/>
+          </w:tcPr>
+          <w:p>
+            <w:pPr>
+              <w:keepNext/>
+              <w:spacing w:after="20"/>
+            </w:pPr>
+            <w:r>
+              <w:rPr>
+                <w:sz w:val="19"/>
+              </w:rPr>
+            </w:r>
+            <w:r>
+              <w:rPr>
+                <w:b w:val="0"/>
+                <w:sz w:val="19"/>
+              </w:rPr>
+              <w:t>dieselbe Summen-BWA als Status quo: alle Objekte behalten, ohne Verkäufe und Neuobjekte (entfällt ohne Verkauf und Kauf)</w:t>
             </w:r>
           </w:p>
         </w:tc>

--- a/docs/Bedienungsanleitung_Steuerberatung.docx
+++ b/docs/Bedienungsanleitung_Steuerberatung.docx
@@ -2766,7 +2766,7 @@
                 <w:b w:val="0"/>
                 <w:sz w:val="19"/>
               </w:rPr>
-              <w:t>Empfehlung, Endvermögen je Option, Datenlage, Verkehrswert und Gesamtvermögen je Jahr mit Diagrammen</w:t>
+              <w:t>Empfehlung, Endvermögen je Option, Datenlage, Verkehrswert und Gesamtvermögen je Jahr mit Diagrammen, Gesamtvermögen aller Optionen je Jahr in einem Diagramm</w:t>
             </w:r>
           </w:p>
         </w:tc>

--- a/docs/Bedienungsanleitung_Steuerberatung.docx
+++ b/docs/Bedienungsanleitung_Steuerberatung.docx
@@ -1557,6 +1557,24 @@
           <w:b w:val="0"/>
         </w:rPr>
         <w:t xml:space="preserve"> Ein Teil des Kredits zu eigenen Konditionen, z. B. ein günstiger Förderkredit. „Zweitkredit Anteil“ (in % des Kredits) oder „Zweitkredit Betrag“ (geht vor) und der Zinssatz; Tilgungsart, Tilgung, Laufzeit und tilgungsfreie Jahre leer = wie der Hauptkredit. Der Kredit insgesamt bleibt gleich, im Blatt Darlehen stehen die Zweitkredite unter den Hauptkrediten.</w:t>
+      </w:r>
+    </w:p>
+    <w:p>
+      <w:pPr>
+        <w:pStyle w:val="ListBullet"/>
+        <w:spacing w:after="40"/>
+      </w:pPr>
+      <w:r>
+        <w:rPr>
+          <w:b/>
+        </w:rPr>
+        <w:t>Restschuld des Zweitkredits nach der Laufzeit:</w:t>
+      </w:r>
+      <w:r>
+        <w:rPr>
+          <w:b w:val="0"/>
+        </w:rPr>
+        <w:t xml:space="preserve"> leer bzw. „ablösen“ tilgt sie nach der Laufzeit auf einmal aus der Liquidität. „auf Hauptkredit“ finanziert sie über den Hauptkredit weiter: Zum Ende des letzten Laufzeitjahrs (nach der regulären Rate) geht sie auf den Hauptkredit über, dessen Rate ab dem Folgejahr um übernommener Betrag × (Zinssatz + Tilgung) steigt, bei linearer Tilgung um Betrag × Tilgung. Braucht eine Laufzeit; das Blatt Darlehen zeigt Übernahmejahr, Betrag und neue Rate.</w:t>
       </w:r>
     </w:p>
     <w:p>

--- a/docs/Bedienungsanleitung_Steuerberatung.docx
+++ b/docs/Bedienungsanleitung_Steuerberatung.docx
@@ -2664,6 +2664,20 @@
       </w:r>
     </w:p>
     <w:p>
+      <w:r>
+        <w:rPr>
+          <w:b/>
+        </w:rPr>
+        <w:t>Übersichtskostenstelle:</w:t>
+      </w:r>
+      <w:r>
+        <w:rPr>
+          <w:b w:val="0"/>
+        </w:rPr>
+        <w:t xml:space="preserve"> Gehören mehrere Kostenstellen zu einem Gebäude, fasst --uebersicht "Musterstraße 5=KSt 10,KSt 11" sie in einem eigenen BWA-Blatt zusammen (mehrfach möglich; ObjektID oder Blattname). Das Blatt summiert nur die Kostenstellenblätter, rechnet nicht mit und erscheint im Mandanten-Export unter BWA je Objekt.</w:t>
+      </w:r>
+    </w:p>
+    <w:p>
       <w:pPr>
         <w:pStyle w:val="Heading1"/>
       </w:pPr>
@@ -3024,7 +3038,7 @@
                 <w:b w:val="0"/>
                 <w:sz w:val="19"/>
               </w:rPr>
-              <w:t>alle Kostenstellenblätter untereinander, mit Inhaltsverzeichnis</w:t>
+              <w:t>alle Kostenstellenblätter untereinander, mit Inhaltsverzeichnis; dazu die Übersichtskostenstellen</w:t>
             </w:r>
           </w:p>
         </w:tc>

--- a/docs/Bedienungsanleitung_Steuerberatung.docx
+++ b/docs/Bedienungsanleitung_Steuerberatung.docx
@@ -1425,6 +1425,24 @@
           <w:b w:val="0"/>
         </w:rPr>
         <w:t xml:space="preserve"> Die Spalten Mietsteigerung und Erhaltungssteigerung im Blatt Objekte sind mit dem Parameter vorbelegt (blau) und lassen sich je Objekt überschreiben; leer gilt wieder der Parameter. „Miete eingefroren ab Jahr“: ab diesem Jahr bleibt die Miete auf dem Stand des Vorjahrs (weitere Einnahmen steigen weiter).</w:t>
+      </w:r>
+    </w:p>
+    <w:p>
+      <w:pPr>
+        <w:pStyle w:val="ListBullet"/>
+        <w:spacing w:after="40"/>
+      </w:pPr>
+      <w:r>
+        <w:rPr>
+          <w:b/>
+        </w:rPr>
+        <w:t>Mietsteigerung der Neuobjekte:</w:t>
+      </w:r>
+      <w:r>
+        <w:rPr>
+          <w:b w:val="0"/>
+        </w:rPr>
+        <w:t xml:space="preserve"> eigener Parameter „Mietsteigerung Neuobjekte p. a.“, getrennt vom Bestand. Im Blatt Neuobjekte kann jedes Neuobjekt einen eigenen Satz haben (leer = Parameter). „Mietsteigerung erst nach Jahren“, z. B. 10 bei Neubau oder Staffelmiete über dem Mietspiegel: so viele Jahre nach dem Kauf bleibt die Miete auf dem Anfangsstand und steigt erst danach. Das gilt auch für die Fortschreibung im Blatt Neukauf-KSt.</w:t>
       </w:r>
     </w:p>
     <w:p>

--- a/docs/Bedienungsanleitung_Steuerberatung.docx
+++ b/docs/Bedienungsanleitung_Steuerberatung.docx
@@ -620,6 +620,54 @@
                 <w:sz w:val="19"/>
               </w:rPr>
               <w:t>Wirkung jedes Verkaufs und Kaufs auf das Ergebnis vor Steuern, von Halten zum Plan (Abschnitt 5)</w:t>
+            </w:r>
+          </w:p>
+        </w:tc>
+      </w:tr>
+      <w:tr>
+        <w:tc>
+          <w:tcPr>
+            <w:tcW w:type="dxa" w:w="2381"/>
+          </w:tcPr>
+          <w:p>
+            <w:pPr>
+              <w:keepNext/>
+              <w:spacing w:after="20"/>
+            </w:pPr>
+            <w:r>
+              <w:rPr>
+                <w:sz w:val="19"/>
+              </w:rPr>
+            </w:r>
+            <w:r>
+              <w:rPr>
+                <w:b/>
+                <w:sz w:val="19"/>
+              </w:rPr>
+              <w:t>Cashflow</w:t>
+            </w:r>
+          </w:p>
+        </w:tc>
+        <w:tc>
+          <w:tcPr>
+            <w:tcW w:type="dxa" w:w="7030"/>
+          </w:tcPr>
+          <w:p>
+            <w:pPr>
+              <w:keepNext/>
+              <w:spacing w:after="20"/>
+            </w:pPr>
+            <w:r>
+              <w:rPr>
+                <w:sz w:val="19"/>
+              </w:rPr>
+            </w:r>
+            <w:r>
+              <w:rPr>
+                <w:b w:val="0"/>
+                <w:sz w:val="19"/>
+              </w:rPr>
+              <w:t>Kapitalflussrechnung je Jahr für ein wählbares Szenario: operativ, Investition, Finanzierung, Kapitaldienst, Diagramm (Abschnitt 5)</w:t>
             </w:r>
           </w:p>
         </w:tc>
@@ -1753,6 +1801,24 @@
           <w:b w:val="0"/>
         </w:rPr>
         <w:t xml:space="preserve"> je Jahr vom Ergebnis vor Steuern bei Halten über die Pakete und den Zinseffekt der Liquidität zum Ergebnis vor Steuern im Plan. Ein Paket ist ein Verkauf (Gewinn und Rücklage minus das entfallende laufende Ergebnis) mit den Käufen aus seiner Rücklage oder seinem Erlös (Miete − Kosten − AfA − Kreditzinsen), mit Zwischensumme; Käufe ohne Quelle stehen getrennt, darunter alle Käufe einzeln mit ihrem Paket. Die Kontrollzeile muss 0 sein. Kostenstellen der Art „Unternehmen“ (Blatt Objekte, keine Immobilie) stehen getrennt im Ergebnis bei Halten.</w:t>
+      </w:r>
+    </w:p>
+    <w:p>
+      <w:pPr>
+        <w:pStyle w:val="ListBullet"/>
+        <w:spacing w:after="40"/>
+      </w:pPr>
+      <w:r>
+        <w:rPr>
+          <w:b/>
+        </w:rPr>
+        <w:t>Cashflow:</w:t>
+      </w:r>
+      <w:r>
+        <w:rPr>
+          <w:b w:val="0"/>
+        </w:rPr>
+        <w:t xml:space="preserve"> Kapitalflussrechnung je Jahr; das Szenario wählen Sie in Zelle B3. Der operative Cashflow rechnet indirekt vom Jahresüberschuss: plus AfA, minus Veräußerungsgewinne, plus Einstellung in die § 6b-Rücklage, minus Auflösung und Gewinnzuschlag. Darunter Investition (Verkaufserlöse, Käufe) und Finanzierung (Kreditauszahlung, planmäßige Tilgung, Ablösung bei Verkauf), die Liquidität am Jahresende und die Kapitaldienstdeckung (Einnahmen − Ausgaben je Euro Zins und Tilgung, unter 1 rot). Das Diagramm zeigt die drei Bereiche als Säulen und die Liquidität als Linie.</w:t>
       </w:r>
     </w:p>
     <w:p>

--- a/docs/Bedienungsanleitung_Steuerberatung.docx
+++ b/docs/Bedienungsanleitung_Steuerberatung.docx
@@ -2774,7 +2774,7 @@
         <w:rPr>
           <w:b w:val="0"/>
         </w:rPr>
-        <w:t>Für den Mandanten gibt es eine schlanke Fassung der Mappe mit bis zu acht Blättern, nur mit Werten: Mappe in Excel speichern und schließen, dann python -m prognosemodell.export Prognose.xlsx. Daneben entsteht Prognose_Mandant.xlsx; mit --ausgabe ein anderer Name. Eine frisch erzeugte, nie geöffnete Mappe rechnet LibreOffice vorher durch.</w:t>
+        <w:t>Für den Mandanten gibt es eine schlanke Fassung der Mappe mit bis zu neun Blättern, nur mit Werten: Mappe in Excel speichern und schließen, dann python -m prognosemodell.export Prognose.xlsx. Daneben entsteht Prognose_Mandant.xlsx; mit --ausgabe ein anderer Name. Eine frisch erzeugte, nie geöffnete Mappe rechnet LibreOffice vorher durch.</w:t>
       </w:r>
     </w:p>
     <w:tbl>
@@ -2979,6 +2979,54 @@
                 <w:sz w:val="19"/>
               </w:rPr>
               <w:t>vom Ergebnis bei Halten je Verkauf und Kauf zum Ergebnis im Plan (entfällt ohne Verkauf und Kauf)</w:t>
+            </w:r>
+          </w:p>
+        </w:tc>
+      </w:tr>
+      <w:tr>
+        <w:tc>
+          <w:tcPr>
+            <w:tcW w:type="dxa" w:w="2041"/>
+          </w:tcPr>
+          <w:p>
+            <w:pPr>
+              <w:keepNext/>
+              <w:spacing w:after="20"/>
+            </w:pPr>
+            <w:r>
+              <w:rPr>
+                <w:sz w:val="19"/>
+              </w:rPr>
+            </w:r>
+            <w:r>
+              <w:rPr>
+                <w:b w:val="0"/>
+                <w:sz w:val="19"/>
+              </w:rPr>
+              <w:t>Cashflow</w:t>
+            </w:r>
+          </w:p>
+        </w:tc>
+        <w:tc>
+          <w:tcPr>
+            <w:tcW w:type="dxa" w:w="7370"/>
+          </w:tcPr>
+          <w:p>
+            <w:pPr>
+              <w:keepNext/>
+              <w:spacing w:after="20"/>
+            </w:pPr>
+            <w:r>
+              <w:rPr>
+                <w:sz w:val="19"/>
+              </w:rPr>
+            </w:r>
+            <w:r>
+              <w:rPr>
+                <w:b w:val="0"/>
+                <w:sz w:val="19"/>
+              </w:rPr>
+              <w:t>Kapitalflussrechnung je Jahr für das im Blatt Cashflow gewählte Szenario: operativ, Investition, Finanzierung, Liquidität, Kennzahlen, Diagramm</w:t>
             </w:r>
           </w:p>
         </w:tc>

--- a/docs/Bedienungsanleitung_Steuerberatung.docx
+++ b/docs/Bedienungsanleitung_Steuerberatung.docx
@@ -83,7 +83,7 @@
         <w:rPr>
           <w:b w:val="0"/>
         </w:rPr>
-        <w:t xml:space="preserve"> im Blatt Parameter zuerst die Kernparameter (★, fett: Steuersatz, Steigerungen, Alternativrendite), dann die blauen Zellen im Blatt Objekte. Wo bessere Werte bekannt sind, eintippen.</w:t>
+        <w:t xml:space="preserve"> im Blatt Parameter zuerst die Steuerwelt (GmbH oder GmbH &amp; Co. KG; für die KG die Sätze im Abschnitt GmbH &amp; Co. KG) und die Kernparameter (★, fett: Steuersatz, Steigerungen, Alternativrendite), dann die blauen Zellen im Blatt Objekte. Wo bessere Werte bekannt sind, eintippen.</w:t>
       </w:r>
     </w:p>
     <w:p>
